--- a/DOCS_DA_CONVERTIRE/bsmariamaggiore_it.docx
+++ b/DOCS_DA_CONVERTIRE/bsmariamaggiore_it.docx
@@ -1,6 +1,6 @@
 
 <file path=word/document.xml><?xml version="1.0" encoding="utf-8"?>
-<w:document xmlns:wpc="http://schemas.microsoft.com/office/word/2010/wordprocessingCanvas" xmlns:cx="http://schemas.microsoft.com/office/drawing/2014/chartex" xmlns:cx1="http://schemas.microsoft.com/office/drawing/2015/9/8/chartex" xmlns:cx2="http://schemas.microsoft.com/office/drawing/2015/10/21/chartex" xmlns:cx3="http://schemas.microsoft.com/office/drawing/2016/5/9/chartex" xmlns:cx4="http://schemas.microsoft.com/office/drawing/2016/5/10/chartex" xmlns:cx5="http://schemas.microsoft.com/office/drawing/2016/5/11/chartex" xmlns:cx6="http://schemas.microsoft.com/office/drawing/2016/5/12/chartex" xmlns:cx7="http://schemas.microsoft.com/office/drawing/2016/5/13/chartex" xmlns:cx8="http://schemas.microsoft.com/office/drawing/2016/5/14/chartex" xmlns:mc="http://schemas.openxmlformats.org/markup-compatibility/2006" xmlns:aink="http://schemas.microsoft.com/office/drawing/2016/ink" xmlns:am3d="http://schemas.microsoft.com/office/drawing/2017/model3d" xmlns:o="urn:schemas-microsoft-com:office:office" xmlns:oel="http://schemas.microsoft.com/office/2019/extlst" xmlns:r="http://schemas.openxmlformats.org/officeDocument/2006/relationships" xmlns:m="http://schemas.openxmlformats.org/officeDocument/2006/math" xmlns:v="urn:schemas-microsoft-com:vml" xmlns:wp14="http://schemas.microsoft.com/office/word/2010/wordprocessingDrawing" xmlns:wp="http://schemas.openxmlformats.org/drawingml/2006/wordprocessingDrawing" xmlns:w10="urn:schemas-microsoft-com:office:word" xmlns:w="http://schemas.openxmlformats.org/wordprocessingml/2006/main" xmlns:w14="http://schemas.microsoft.com/office/word/2010/wordml" xmlns:w15="http://schemas.microsoft.com/office/word/2012/wordml" xmlns:w16cex="http://schemas.microsoft.com/office/word/2018/wordml/cex" xmlns:w16cid="http://schemas.microsoft.com/office/word/2016/wordml/cid" xmlns:w16="http://schemas.microsoft.com/office/word/2018/wordml" xmlns:w16du="http://schemas.microsoft.com/office/word/2023/wordml/word16du" xmlns:w16sdtdh="http://schemas.microsoft.com/office/word/2020/wordml/sdtdatahash" xmlns:w16sdtfl="http://schemas.microsoft.com/office/word/2024/wordml/sdtformatlock" xmlns:w16se="http://schemas.microsoft.com/office/word/2015/wordml/symex" xmlns:wpg="http://schemas.microsoft.com/office/word/2010/wordprocessingGroup" xmlns:wpi="http://schemas.microsoft.com/office/word/2010/wordprocessingInk" xmlns:wne="http://schemas.microsoft.com/office/word/2006/wordml" xmlns:wps="http://schemas.microsoft.com/office/word/2010/wordprocessingShape" mc:Ignorable="w14 w15 w16se w16cid w16 w16cex w16sdtdh w16sdtfl w16du wp14">
+<w:document xmlns:wpc="http://schemas.microsoft.com/office/word/2010/wordprocessingCanvas" xmlns:cx="http://schemas.microsoft.com/office/drawing/2014/chartex" xmlns:cx1="http://schemas.microsoft.com/office/drawing/2015/9/8/chartex" xmlns:cx2="http://schemas.microsoft.com/office/drawing/2015/10/21/chartex" xmlns:cx3="http://schemas.microsoft.com/office/drawing/2016/5/9/chartex" xmlns:cx4="http://schemas.microsoft.com/office/drawing/2016/5/10/chartex" xmlns:cx5="http://schemas.microsoft.com/office/drawing/2016/5/11/chartex" xmlns:cx6="http://schemas.microsoft.com/office/drawing/2016/5/12/chartex" xmlns:cx7="http://schemas.microsoft.com/office/drawing/2016/5/13/chartex" xmlns:cx8="http://schemas.microsoft.com/office/drawing/2016/5/14/chartex" xmlns:mc="http://schemas.openxmlformats.org/markup-compatibility/2006" xmlns:aink="http://schemas.microsoft.com/office/drawing/2016/ink" xmlns:am3d="http://schemas.microsoft.com/office/drawing/2017/model3d" xmlns:o="urn:schemas-microsoft-com:office:office" xmlns:oel="http://schemas.microsoft.com/office/2019/extlst" xmlns:r="http://schemas.openxmlformats.org/officeDocument/2006/relationships" xmlns:m="http://schemas.openxmlformats.org/officeDocument/2006/math" xmlns:v="urn:schemas-microsoft-com:vml" xmlns:wp14="http://schemas.microsoft.com/office/word/2010/wordprocessingDrawing" xmlns:wp="http://schemas.openxmlformats.org/drawingml/2006/wordprocessingDrawing" xmlns:w10="urn:schemas-microsoft-com:office:word" xmlns:w="http://schemas.openxmlformats.org/wordprocessingml/2006/main" xmlns:w14="http://schemas.microsoft.com/office/word/2010/wordml" xmlns:w15="http://schemas.microsoft.com/office/word/2012/wordml" xmlns:w16cei="http://schemas.microsoft.com/office/word/2026/wordml/cei" xmlns:w16cex="http://schemas.microsoft.com/office/word/2018/wordml/cex" xmlns:w16cid="http://schemas.microsoft.com/office/word/2016/wordml/cid" xmlns:w16="http://schemas.microsoft.com/office/word/2018/wordml" xmlns:w16du="http://schemas.microsoft.com/office/word/2023/wordml/word16du" xmlns:w16sdtdh="http://schemas.microsoft.com/office/word/2020/wordml/sdtdatahash" xmlns:w16sdtfl="http://schemas.microsoft.com/office/word/2024/wordml/sdtformatlock" xmlns:w16se="http://schemas.microsoft.com/office/word/2015/wordml/symex" xmlns:wpg="http://schemas.microsoft.com/office/word/2010/wordprocessingGroup" xmlns:wpi="http://schemas.microsoft.com/office/word/2010/wordprocessingInk" xmlns:wne="http://schemas.microsoft.com/office/word/2006/wordml" xmlns:wps="http://schemas.microsoft.com/office/word/2010/wordprocessingShape" mc:Ignorable="w14 w15 w16se w16cid w16 w16cex w16sdtdh w16sdtfl w16du wp14">
   <w:body>
     <w:p>
       <w:r>
@@ -14,34 +14,105 @@
         <w:t>Basilica di Santa Maria Maggiore</w:t>
       </w:r>
       <w:r>
-        <w:t>, situata in via Galliera 10, è considerata la più antica chiesa di Bologna dedicata alla Madonna. È un luogo di grande fascino che mescola origini paleocristiane con un'imponente veste barocca.</w:t>
+        <w:t xml:space="preserve">, situata in </w:t>
+      </w:r>
+      <w:r>
+        <w:rPr>
+          <w:b/>
+          <w:bCs/>
+        </w:rPr>
+        <w:t>via Galliera 10</w:t>
+      </w:r>
+      <w:r>
+        <w:t>, è considerata la più antica chiesa di Bologna dedicata alla Madonna. È un luogo di grande fascino che mescola origini paleocristiane con un'imponente veste barocca.</w:t>
       </w:r>
     </w:p>
     <w:p>
       <w:r>
-        <w:t>Ecco le principali informazioni storiche e artistiche:</w:t>
+        <w:rPr>
+          <w:noProof/>
+        </w:rPr>
+        <w:drawing>
+          <wp:inline distT="0" distB="0" distL="0" distR="0" wp14:anchorId="6A403FB1" wp14:editId="438DDA69">
+            <wp:extent cx="3630655" cy="6035040"/>
+            <wp:effectExtent l="0" t="0" r="8255" b="3810"/>
+            <wp:docPr id="1525483112" name="Immagine 1"/>
+            <wp:cNvGraphicFramePr>
+              <a:graphicFrameLocks xmlns:a="http://schemas.openxmlformats.org/drawingml/2006/main" noChangeAspect="1"/>
+            </wp:cNvGraphicFramePr>
+            <a:graphic xmlns:a="http://schemas.openxmlformats.org/drawingml/2006/main">
+              <a:graphicData uri="http://schemas.openxmlformats.org/drawingml/2006/picture">
+                <pic:pic xmlns:pic="http://schemas.openxmlformats.org/drawingml/2006/picture">
+                  <pic:nvPicPr>
+                    <pic:cNvPr id="1525483112" name="Immagine 1525483112"/>
+                    <pic:cNvPicPr/>
+                  </pic:nvPicPr>
+                  <pic:blipFill>
+                    <a:blip r:embed="rId5" cstate="print">
+                      <a:extLst>
+                        <a:ext uri="{28A0092B-C50C-407E-A947-70E740481C1C}">
+                          <a14:useLocalDpi xmlns:a14="http://schemas.microsoft.com/office/drawing/2010/main" val="0"/>
+                        </a:ext>
+                      </a:extLst>
+                    </a:blip>
+                    <a:stretch>
+                      <a:fillRect/>
+                    </a:stretch>
+                  </pic:blipFill>
+                  <pic:spPr>
+                    <a:xfrm>
+                      <a:off x="0" y="0"/>
+                      <a:ext cx="3652652" cy="6071605"/>
+                    </a:xfrm>
+                    <a:prstGeom prst="rect">
+                      <a:avLst/>
+                    </a:prstGeom>
+                  </pic:spPr>
+                </pic:pic>
+              </a:graphicData>
+            </a:graphic>
+          </wp:inline>
+        </w:drawing>
       </w:r>
     </w:p>
     <w:p>
-      <w:pPr>
-        <w:rPr>
-          <w:b/>
-          <w:bCs/>
-        </w:rPr>
-      </w:pPr>
-      <w:r>
-        <w:rPr>
-          <w:b/>
-          <w:bCs/>
-        </w:rPr>
-        <w:t>Storia e Architettura</w:t>
+      <w:r>
+        <w:t>[</w:t>
+      </w:r>
+      <w:proofErr w:type="spellStart"/>
+      <w:r>
+        <w:t>SPLIT_</w:t>
+      </w:r>
+      <w:proofErr w:type="gramStart"/>
+      <w:r>
+        <w:t>BLOCK:basilica.jpg</w:t>
+      </w:r>
+      <w:proofErr w:type="spellEnd"/>
+      <w:proofErr w:type="gramEnd"/>
+      <w:r>
+        <w:t>]</w:t>
       </w:r>
     </w:p>
     <w:p>
       <w:pPr>
+        <w:rPr>
+          <w:b/>
+          <w:bCs/>
+        </w:rPr>
+      </w:pPr>
+      <w:r>
+        <w:rPr>
+          <w:b/>
+          <w:bCs/>
+        </w:rPr>
+        <w:t>Storia e Architettura</w:t>
+      </w:r>
+    </w:p>
+    <w:p>
+      <w:pPr>
         <w:numPr>
           <w:ilvl w:val="0"/>
-          <w:numId w:val="1"/>
+          <w:numId w:val="4"/>
         </w:numPr>
       </w:pPr>
       <w:r>
@@ -52,24 +123,24 @@
         <w:t>Origini antichissime:</w:t>
       </w:r>
       <w:r>
-        <w:t xml:space="preserve"> La tradizione e alcune bolle papali (come quella di Gregorio VII) suggeriscono che la chiesa esistesse già nel </w:t>
-      </w:r>
-      <w:r>
-        <w:rPr>
-          <w:b/>
-          <w:bCs/>
-        </w:rPr>
-        <w:t>V o VI secolo</w:t>
-      </w:r>
-      <w:r>
-        <w:t>. Inizialmente sorgeva sul cardo massimo della città romana.</w:t>
+        <w:t xml:space="preserve"> La tradizione e alcune bolle papali (come quella di Papa Gregorio VII) suggeriscono che la chiesa esistesse già nel V o VI secolo. Inizialmente sorgeva direttamente sul </w:t>
+      </w:r>
+      <w:r>
+        <w:rPr>
+          <w:i/>
+          <w:iCs/>
+        </w:rPr>
+        <w:t>cardo massimo</w:t>
+      </w:r>
+      <w:r>
+        <w:t xml:space="preserve"> della città romana.</w:t>
       </w:r>
     </w:p>
     <w:p>
       <w:pPr>
         <w:numPr>
           <w:ilvl w:val="0"/>
-          <w:numId w:val="1"/>
+          <w:numId w:val="4"/>
         </w:numPr>
       </w:pPr>
       <w:r>
@@ -77,27 +148,17 @@
           <w:b/>
           <w:bCs/>
         </w:rPr>
-        <w:t>Rifacimenti:</w:t>
-      </w:r>
-      <w:r>
-        <w:t xml:space="preserve"> Fu ricostruita in stile romanico nel </w:t>
-      </w:r>
-      <w:r>
-        <w:rPr>
-          <w:b/>
-          <w:bCs/>
-        </w:rPr>
-        <w:t>XII secolo</w:t>
-      </w:r>
-      <w:r>
-        <w:t xml:space="preserve"> (consacrata nel 1187) e divenne sede di una Collegiata di Canonici.</w:t>
+        <w:t>Rifacimenti e fase romanica:</w:t>
+      </w:r>
+      <w:r>
+        <w:t xml:space="preserve"> Fu ricostruita in stile romanico nel XII secolo (consacrata ufficialmente nel 1187) e divenne sede di un'importante Collegiata di Canonici.</w:t>
       </w:r>
     </w:p>
     <w:p>
       <w:pPr>
         <w:numPr>
           <w:ilvl w:val="0"/>
-          <w:numId w:val="1"/>
+          <w:numId w:val="4"/>
         </w:numPr>
       </w:pPr>
       <w:r>
@@ -105,20 +166,11 @@
           <w:b/>
           <w:bCs/>
         </w:rPr>
+        <w:lastRenderedPageBreak/>
         <w:t>L'aspetto attuale:</w:t>
       </w:r>
       <w:r>
-        <w:t xml:space="preserve"> Il volto che vediamo oggi è frutto della trasformazione del </w:t>
-      </w:r>
-      <w:r>
-        <w:rPr>
-          <w:b/>
-          <w:bCs/>
-        </w:rPr>
-        <w:t>1665</w:t>
-      </w:r>
-      <w:r>
-        <w:t xml:space="preserve"> operata dall'architetto </w:t>
+        <w:t xml:space="preserve"> Il volto che vediamo oggi è frutto della profonda trasformazione del 1665 operata dall'architetto </w:t>
       </w:r>
       <w:r>
         <w:rPr>
@@ -128,14 +180,14 @@
         <w:t>Paolo Canali</w:t>
       </w:r>
       <w:r>
-        <w:t>, che sostituì il vecchio soffitto a capriate lignee con una volta barocca a botte.</w:t>
+        <w:t>, che sostituì il vecchio soffitto a capriate lignee con una maestosa volta barocca a botte.</w:t>
       </w:r>
     </w:p>
     <w:p>
       <w:pPr>
         <w:numPr>
           <w:ilvl w:val="0"/>
-          <w:numId w:val="1"/>
+          <w:numId w:val="4"/>
         </w:numPr>
       </w:pPr>
       <w:r>
@@ -163,7 +215,7 @@
       <w:pPr>
         <w:numPr>
           <w:ilvl w:val="0"/>
-          <w:numId w:val="1"/>
+          <w:numId w:val="4"/>
         </w:numPr>
       </w:pPr>
       <w:r>
@@ -171,10 +223,10 @@
           <w:b/>
           <w:bCs/>
         </w:rPr>
-        <w:t>Restauri recenti:</w:t>
-      </w:r>
-      <w:r>
-        <w:t xml:space="preserve"> Gravemente danneggiata dal terremoto del 2012, la basilica è rimasta chiusa per anni. Dopo un importante consolidamento strutturale e il restauro degli affreschi, è stata riaperta al culto nel </w:t>
+        <w:t>Restauri recenti (Post-Sisma):</w:t>
+      </w:r>
+      <w:r>
+        <w:t xml:space="preserve"> Gravemente danneggiata dal terremoto dell'Emilia del 2012, la basilica è rimasta chiusa per anni. Dopo un importante consolidamento strutturale e il restauro degli affreschi, è stata riaperta al culto nel </w:t>
       </w:r>
       <w:r>
         <w:rPr>
@@ -199,19 +251,19 @@
           <w:b/>
           <w:bCs/>
         </w:rPr>
-        <w:t>Opere d'Arte di rilievo</w:t>
+        <w:t>Opere d'Arte di Rilievo e Pinacoteca Interna</w:t>
       </w:r>
     </w:p>
     <w:p>
       <w:r>
-        <w:t>L'interno, a tre navate, è una vera galleria della pittura bolognese:</w:t>
+        <w:t>L'interno, strutturato a tre navate, è una vera e propria galleria d'arte della pittura e della scultura bolognese dal Rinascimento al XIX secolo:</w:t>
       </w:r>
     </w:p>
     <w:p>
       <w:pPr>
         <w:numPr>
           <w:ilvl w:val="0"/>
-          <w:numId w:val="2"/>
+          <w:numId w:val="5"/>
         </w:numPr>
       </w:pPr>
       <w:r>
@@ -232,14 +284,24 @@
         <w:t>Eliseo Fumagalli</w:t>
       </w:r>
       <w:r>
-        <w:t>, con un effetto prospettico che simula un cielo aperto popolato da angeli.</w:t>
+        <w:t>, presenta un grandioso effetto prospettico (</w:t>
+      </w:r>
+      <w:r>
+        <w:rPr>
+          <w:i/>
+          <w:iCs/>
+        </w:rPr>
+        <w:t>sfondato</w:t>
+      </w:r>
+      <w:r>
+        <w:t>) che simula un cielo aperto popolato da schiere di angeli.</w:t>
       </w:r>
     </w:p>
     <w:p>
       <w:pPr>
         <w:numPr>
           <w:ilvl w:val="0"/>
-          <w:numId w:val="2"/>
+          <w:numId w:val="5"/>
         </w:numPr>
       </w:pPr>
       <w:r>
@@ -247,17 +309,17 @@
           <w:b/>
           <w:bCs/>
         </w:rPr>
-        <w:t>Dipinti:</w:t>
-      </w:r>
-      <w:r>
-        <w:t xml:space="preserve"> Ospita tele di maestri come </w:t>
-      </w:r>
-      <w:r>
-        <w:rPr>
-          <w:b/>
-          <w:bCs/>
-        </w:rPr>
-        <w:t xml:space="preserve">Orazio </w:t>
+        <w:t>Pala dell'Assunta (nel Coro):</w:t>
+      </w:r>
+      <w:r>
+        <w:t xml:space="preserve"> Iniziata da </w:t>
+      </w:r>
+      <w:r>
+        <w:rPr>
+          <w:b/>
+          <w:bCs/>
+        </w:rPr>
+        <w:t xml:space="preserve">Giovanni Francesco Bezzi (detto il </w:t>
       </w:r>
       <w:proofErr w:type="spellStart"/>
       <w:r>
@@ -265,11 +327,18 @@
           <w:b/>
           <w:bCs/>
         </w:rPr>
-        <w:t>Samacchini</w:t>
+        <w:t>Nosadella</w:t>
       </w:r>
       <w:proofErr w:type="spellEnd"/>
       <w:r>
-        <w:t xml:space="preserve">, </w:t>
+        <w:rPr>
+          <w:b/>
+          <w:bCs/>
+        </w:rPr>
+        <w:t>)</w:t>
+      </w:r>
+      <w:r>
+        <w:t xml:space="preserve"> e terminata da </w:t>
       </w:r>
       <w:r>
         <w:rPr>
@@ -278,44 +347,6 @@
         </w:rPr>
         <w:t>Prospero Fontana</w:t>
       </w:r>
-      <w:r>
-        <w:t xml:space="preserve">, </w:t>
-      </w:r>
-      <w:r>
-        <w:rPr>
-          <w:b/>
-          <w:bCs/>
-        </w:rPr>
-        <w:t xml:space="preserve">Alessandro </w:t>
-      </w:r>
-      <w:proofErr w:type="spellStart"/>
-      <w:r>
-        <w:rPr>
-          <w:b/>
-          <w:bCs/>
-        </w:rPr>
-        <w:t>Tiarini</w:t>
-      </w:r>
-      <w:proofErr w:type="spellEnd"/>
-      <w:r>
-        <w:t xml:space="preserve"> e </w:t>
-      </w:r>
-      <w:r>
-        <w:rPr>
-          <w:b/>
-          <w:bCs/>
-        </w:rPr>
-        <w:t xml:space="preserve">Vincenzo </w:t>
-      </w:r>
-      <w:proofErr w:type="spellStart"/>
-      <w:r>
-        <w:rPr>
-          <w:b/>
-          <w:bCs/>
-        </w:rPr>
-        <w:t>Spisanelli</w:t>
-      </w:r>
-      <w:proofErr w:type="spellEnd"/>
       <w:r>
         <w:t>.</w:t>
       </w:r>
@@ -324,7 +355,7 @@
       <w:pPr>
         <w:numPr>
           <w:ilvl w:val="0"/>
-          <w:numId w:val="2"/>
+          <w:numId w:val="5"/>
         </w:numPr>
       </w:pPr>
       <w:r>
@@ -332,27 +363,17 @@
           <w:b/>
           <w:bCs/>
         </w:rPr>
-        <w:t>Cappella del Santissimo Sacramento:</w:t>
-      </w:r>
-      <w:r>
-        <w:t xml:space="preserve"> Notevole per le decorazioni a stucco di </w:t>
-      </w:r>
-      <w:r>
-        <w:rPr>
-          <w:b/>
-          <w:bCs/>
-        </w:rPr>
-        <w:t>Angelo Gabriello Piò</w:t>
-      </w:r>
-      <w:r>
-        <w:t>, celebre plasticatore del Settecento bolognese.</w:t>
+        <w:t>Patrimonio Pittorico:</w:t>
+      </w:r>
+      <w:r>
+        <w:t xml:space="preserve"> Ospita preziose tele di maestri del calibro di:</w:t>
       </w:r>
     </w:p>
     <w:p>
       <w:pPr>
         <w:numPr>
-          <w:ilvl w:val="0"/>
-          <w:numId w:val="2"/>
+          <w:ilvl w:val="1"/>
+          <w:numId w:val="5"/>
         </w:numPr>
       </w:pPr>
       <w:r>
@@ -360,53 +381,14 @@
           <w:b/>
           <w:bCs/>
         </w:rPr>
-        <w:t>Pala dell'Assunta:</w:t>
-      </w:r>
-      <w:r>
-        <w:t xml:space="preserve"> Iniziata da </w:t>
-      </w:r>
-      <w:r>
-        <w:rPr>
-          <w:b/>
-          <w:bCs/>
-        </w:rPr>
-        <w:t xml:space="preserve">Gio. Francesco Bezzi (il </w:t>
-      </w:r>
-      <w:proofErr w:type="spellStart"/>
-      <w:r>
-        <w:rPr>
-          <w:b/>
-          <w:bCs/>
-        </w:rPr>
-        <w:t>Nosadella</w:t>
-      </w:r>
-      <w:proofErr w:type="spellEnd"/>
-      <w:r>
-        <w:rPr>
-          <w:b/>
-          <w:bCs/>
-        </w:rPr>
-        <w:t>)</w:t>
-      </w:r>
-      <w:r>
-        <w:t xml:space="preserve"> e terminata da </w:t>
-      </w:r>
-      <w:r>
-        <w:rPr>
-          <w:b/>
-          <w:bCs/>
-        </w:rPr>
-        <w:t>Prospero Fontana</w:t>
-      </w:r>
-      <w:r>
-        <w:t xml:space="preserve"> (nel coro).</w:t>
+        <w:t>Orazio Samacchini</w:t>
       </w:r>
     </w:p>
     <w:p>
       <w:pPr>
         <w:numPr>
-          <w:ilvl w:val="0"/>
-          <w:numId w:val="2"/>
+          <w:ilvl w:val="1"/>
+          <w:numId w:val="5"/>
         </w:numPr>
       </w:pPr>
       <w:r>
@@ -414,49 +396,14 @@
           <w:b/>
           <w:bCs/>
         </w:rPr>
-        <w:t>Dipinti:</w:t>
-      </w:r>
-      <w:r>
-        <w:t xml:space="preserve"> Opere di Alessandro </w:t>
-      </w:r>
-      <w:proofErr w:type="spellStart"/>
-      <w:r>
-        <w:t>Tiarini</w:t>
-      </w:r>
-      <w:proofErr w:type="spellEnd"/>
-      <w:r>
-        <w:t xml:space="preserve">, Orazio </w:t>
-      </w:r>
-      <w:proofErr w:type="spellStart"/>
-      <w:r>
-        <w:t>Samacchini</w:t>
-      </w:r>
-      <w:proofErr w:type="spellEnd"/>
-      <w:r>
-        <w:t xml:space="preserve">, Vincenzo </w:t>
-      </w:r>
-      <w:proofErr w:type="spellStart"/>
-      <w:r>
-        <w:t>Spisanelli</w:t>
-      </w:r>
-      <w:proofErr w:type="spellEnd"/>
-      <w:r>
-        <w:t xml:space="preserve">, Mauro Gandolfi e Alessandro </w:t>
-      </w:r>
-      <w:proofErr w:type="spellStart"/>
-      <w:r>
-        <w:t>Guardassoni</w:t>
-      </w:r>
-      <w:proofErr w:type="spellEnd"/>
-      <w:r>
-        <w:t>.</w:t>
+        <w:t>Prospero Fontana</w:t>
       </w:r>
     </w:p>
     <w:p>
       <w:pPr>
         <w:numPr>
-          <w:ilvl w:val="0"/>
-          <w:numId w:val="2"/>
+          <w:ilvl w:val="1"/>
+          <w:numId w:val="5"/>
         </w:numPr>
       </w:pPr>
       <w:r>
@@ -464,17 +411,14 @@
           <w:b/>
           <w:bCs/>
         </w:rPr>
-        <w:t>Crocifisso di Fico:</w:t>
-      </w:r>
-      <w:r>
-        <w:t xml:space="preserve"> Un antichissimo crocifisso ligneo che la tradizione fa risalire a prima dell'anno mille.</w:t>
+        <w:t>Alessandro Tiarini</w:t>
       </w:r>
     </w:p>
     <w:p>
       <w:pPr>
         <w:numPr>
-          <w:ilvl w:val="0"/>
-          <w:numId w:val="2"/>
+          <w:ilvl w:val="1"/>
+          <w:numId w:val="5"/>
         </w:numPr>
       </w:pPr>
       <w:r>
@@ -482,28 +426,14 @@
           <w:b/>
           <w:bCs/>
         </w:rPr>
-        <w:lastRenderedPageBreak/>
-        <w:t>Decorazioni:</w:t>
-      </w:r>
-      <w:r>
-        <w:t xml:space="preserve"> La volta è stata decorata in epoca moderna (1936-1938) dal pittore Eliseo Fumagalli, mentre la Cappella del Santo Sacramento vanta preziosi stucchi di </w:t>
-      </w:r>
-      <w:r>
-        <w:rPr>
-          <w:b/>
-          <w:bCs/>
-        </w:rPr>
-        <w:t>Angelo Gabriello Piò</w:t>
-      </w:r>
-      <w:r>
-        <w:t>.</w:t>
+        <w:t>Vincenzo Spisanelli</w:t>
       </w:r>
     </w:p>
     <w:p>
       <w:pPr>
         <w:numPr>
-          <w:ilvl w:val="0"/>
-          <w:numId w:val="2"/>
+          <w:ilvl w:val="1"/>
+          <w:numId w:val="5"/>
         </w:numPr>
       </w:pPr>
       <w:r>
@@ -511,44 +441,75 @@
           <w:b/>
           <w:bCs/>
         </w:rPr>
-        <w:t>Curiosità:</w:t>
-      </w:r>
-      <w:r>
-        <w:t xml:space="preserve"> Al suo interno è conservata un'antichissima croce in pietra, ritrovata durante alcuni scavi, che testimonia la remota sacralità del luogo.</w:t>
+        <w:t>Mauro Gandolfi</w:t>
       </w:r>
     </w:p>
     <w:p>
-      <w:r>
-        <w:pict w14:anchorId="65EC7DE2">
-          <v:rect id="_x0000_i1031" style="width:0;height:1.5pt" o:hralign="center" o:hrstd="t" o:hrnoshade="t" o:hr="t" fillcolor="gray" stroked="f"/>
-        </w:pict>
+      <w:pPr>
+        <w:numPr>
+          <w:ilvl w:val="1"/>
+          <w:numId w:val="5"/>
+        </w:numPr>
+      </w:pPr>
+      <w:r>
+        <w:rPr>
+          <w:b/>
+          <w:bCs/>
+        </w:rPr>
+        <w:t>Alessandro Guardassoni</w:t>
       </w:r>
     </w:p>
     <w:p>
       <w:pPr>
-        <w:rPr>
-          <w:b/>
-          <w:bCs/>
-        </w:rPr>
-      </w:pPr>
-      <w:r>
-        <w:rPr>
-          <w:b/>
-          <w:bCs/>
-        </w:rPr>
-        <w:t>Fonti utilizzate</w:t>
+        <w:numPr>
+          <w:ilvl w:val="0"/>
+          <w:numId w:val="5"/>
+        </w:numPr>
+      </w:pPr>
+      <w:r>
+        <w:rPr>
+          <w:b/>
+          <w:bCs/>
+        </w:rPr>
+        <w:t>Cappella del Santissimo Sacramento:</w:t>
+      </w:r>
+      <w:r>
+        <w:t xml:space="preserve"> Notevole per le sue raffinate decorazioni a stucco realizzate da </w:t>
+      </w:r>
+      <w:r>
+        <w:rPr>
+          <w:b/>
+          <w:bCs/>
+        </w:rPr>
+        <w:t>Angelo Gabriello Piò</w:t>
+      </w:r>
+      <w:r>
+        <w:t>, celebre plasticatore del Settecento bolognese.</w:t>
       </w:r>
     </w:p>
     <w:p>
-      <w:r>
-        <w:t>Le informazioni fornite derivano dalle seguenti fonti storiche e istituzionali:</w:t>
+      <w:pPr>
+        <w:numPr>
+          <w:ilvl w:val="0"/>
+          <w:numId w:val="5"/>
+        </w:numPr>
+      </w:pPr>
+      <w:r>
+        <w:rPr>
+          <w:b/>
+          <w:bCs/>
+        </w:rPr>
+        <w:t>Il Crocifisso di Fico:</w:t>
+      </w:r>
+      <w:r>
+        <w:t xml:space="preserve"> Un antichissimo crocifisso ligneo che la tradizione fa risalire a prima dell'anno mille (attribuito al XII-XIII secolo).</w:t>
       </w:r>
     </w:p>
     <w:p>
       <w:pPr>
         <w:numPr>
           <w:ilvl w:val="0"/>
-          <w:numId w:val="3"/>
+          <w:numId w:val="5"/>
         </w:numPr>
       </w:pPr>
       <w:r>
@@ -556,17 +517,40 @@
           <w:b/>
           <w:bCs/>
         </w:rPr>
-        <w:t>Origine di Bologna:</w:t>
-      </w:r>
-      <w:r>
-        <w:t xml:space="preserve"> Progetto del Comune di Bologna che documenta la storia delle strade e degli edifici storici (scheda di Via Galliera 10).</w:t>
+        <w:t>La Croce di Pietra:</w:t>
+      </w:r>
+      <w:r>
+        <w:t xml:space="preserve"> Al suo interno è conservata un'antichissima croce viaria in pietra, ritrovata durante alcuni scavi archeologici nel </w:t>
+      </w:r>
+      <w:proofErr w:type="spellStart"/>
+      <w:r>
+        <w:t>sottomassetto</w:t>
+      </w:r>
+      <w:proofErr w:type="spellEnd"/>
+      <w:r>
+        <w:t>, che testimonia la remota e ininterrotta sacralità del luogo.</w:t>
       </w:r>
     </w:p>
     <w:p>
       <w:pPr>
+        <w:rPr>
+          <w:b/>
+          <w:bCs/>
+        </w:rPr>
+      </w:pPr>
+      <w:r>
+        <w:rPr>
+          <w:b/>
+          <w:bCs/>
+        </w:rPr>
+        <w:t>Aneddoti, Curiosità e Approfondimenti Storici</w:t>
+      </w:r>
+    </w:p>
+    <w:p>
+      <w:pPr>
         <w:numPr>
           <w:ilvl w:val="0"/>
-          <w:numId w:val="3"/>
+          <w:numId w:val="6"/>
         </w:numPr>
       </w:pPr>
       <w:r>
@@ -574,17 +558,28 @@
           <w:b/>
           <w:bCs/>
         </w:rPr>
-        <w:t>Bologna Online - Biblioteca Salaborsa:</w:t>
-      </w:r>
-      <w:r>
-        <w:t xml:space="preserve"> Archivio digitale della biblioteca centrale di Bologna.</w:t>
+        <w:lastRenderedPageBreak/>
+        <w:t>Il Mistero del Legno di Fico:</w:t>
+      </w:r>
+      <w:r>
+        <w:t xml:space="preserve"> La tradizione devozionale definisce la scultura del Crocifisso come </w:t>
+      </w:r>
+      <w:r>
+        <w:rPr>
+          <w:i/>
+          <w:iCs/>
+        </w:rPr>
+        <w:t>"Crocifisso di Fico"</w:t>
+      </w:r>
+      <w:r>
+        <w:t xml:space="preserve"> perché intagliato in legno di fico. In campo artistico e botanico si tratta di un'essenza rarissima da scolpire per via della sua fibra morbida e spugnosa; nella simbologia paleocristiana, l'albero di fico richiama l'albero della conoscenza e il legame tra il Nuovo e il Vecchio Testamento, conferendo all'opera una carica spirituale unica.</w:t>
       </w:r>
     </w:p>
     <w:p>
       <w:pPr>
         <w:numPr>
           <w:ilvl w:val="0"/>
-          <w:numId w:val="3"/>
+          <w:numId w:val="6"/>
         </w:numPr>
       </w:pPr>
       <w:r>
@@ -592,60 +587,38 @@
           <w:b/>
           <w:bCs/>
         </w:rPr>
-        <w:t>Storia e Memoria di Bologna:</w:t>
-      </w:r>
-      <w:r>
-        <w:t xml:space="preserve"> Portale ufficiale del Comune per la valorizzazione del patrimonio storico.</w:t>
+        <w:t>Il Cardo Romano sotto il Pavimento:</w:t>
+      </w:r>
+      <w:r>
+        <w:t xml:space="preserve"> Durante i lavori di restauro e consolidamento post-terremoto, le indagini archeologiche sotto la pavimentazione hanno confermato il tracciato del basolato del </w:t>
+      </w:r>
+      <w:r>
+        <w:rPr>
+          <w:i/>
+          <w:iCs/>
+        </w:rPr>
+        <w:t>cardo massimo</w:t>
+      </w:r>
+      <w:r>
+        <w:t xml:space="preserve"> romano su cui la prima comunità paleocristiana volle edificare il pilastro della devozione mariana a Bologna.</w:t>
       </w:r>
     </w:p>
     <w:p>
       <w:pPr>
         <w:numPr>
           <w:ilvl w:val="0"/>
-          <w:numId w:val="3"/>
+          <w:numId w:val="6"/>
         </w:numPr>
       </w:pPr>
-      <w:proofErr w:type="spellStart"/>
-      <w:r>
-        <w:rPr>
-          <w:b/>
-          <w:bCs/>
-        </w:rPr>
-        <w:t>BeWeB</w:t>
-      </w:r>
-      <w:proofErr w:type="spellEnd"/>
-      <w:r>
-        <w:rPr>
-          <w:b/>
-          <w:bCs/>
-        </w:rPr>
-        <w:t xml:space="preserve"> (Beni Ecclesiastici in Web):</w:t>
-      </w:r>
-      <w:r>
-        <w:t xml:space="preserve"> Censimento ufficiale della Conferenza Episcopale Italiana (CEI).</w:t>
-      </w:r>
-    </w:p>
-    <w:p>
-      <w:pPr>
-        <w:numPr>
-          <w:ilvl w:val="0"/>
-          <w:numId w:val="3"/>
-        </w:numPr>
-      </w:pPr>
-      <w:r>
-        <w:rPr>
-          <w:b/>
-          <w:bCs/>
-        </w:rPr>
-        <w:t>Sito ufficiale della Basilica:</w:t>
-      </w:r>
-      <w:r>
-        <w:t xml:space="preserve"> Documentazione relativa ai restauri post-sisma 2012.</w:t>
-      </w:r>
-    </w:p>
-    <w:p>
-      <w:r>
-        <w:t>Desideri approfondire la storia di qualche opera specifica all'interno della Basilica o avere informazioni sugli orari di apertura?</w:t>
+      <w:r>
+        <w:rPr>
+          <w:b/>
+          <w:bCs/>
+        </w:rPr>
+        <w:t>La Facciata Incompiuta per Tre Secoli:</w:t>
+      </w:r>
+      <w:r>
+        <w:t xml:space="preserve"> Per quasi trecento anni dall'intervento barocco del Canali (1665), la chiesa presentò una facciata mozzafiato al piano stradale con il suo portico a tre arcate, ma completamente grezza nella parte superiore, chiusa provvisoriamente in mattoni a vista fino all'intervento definitivo del 1955.</w:t>
       </w:r>
     </w:p>
     <w:p/>
@@ -660,11 +633,458 @@
 </file>
 
 <file path=word/numbering.xml><?xml version="1.0" encoding="utf-8"?>
-<w:numbering xmlns:wpc="http://schemas.microsoft.com/office/word/2010/wordprocessingCanvas" xmlns:cx="http://schemas.microsoft.com/office/drawing/2014/chartex" xmlns:cx1="http://schemas.microsoft.com/office/drawing/2015/9/8/chartex" xmlns:cx2="http://schemas.microsoft.com/office/drawing/2015/10/21/chartex" xmlns:cx3="http://schemas.microsoft.com/office/drawing/2016/5/9/chartex" xmlns:cx4="http://schemas.microsoft.com/office/drawing/2016/5/10/chartex" xmlns:cx5="http://schemas.microsoft.com/office/drawing/2016/5/11/chartex" xmlns:cx6="http://schemas.microsoft.com/office/drawing/2016/5/12/chartex" xmlns:cx7="http://schemas.microsoft.com/office/drawing/2016/5/13/chartex" xmlns:cx8="http://schemas.microsoft.com/office/drawing/2016/5/14/chartex" xmlns:mc="http://schemas.openxmlformats.org/markup-compatibility/2006" xmlns:aink="http://schemas.microsoft.com/office/drawing/2016/ink" xmlns:am3d="http://schemas.microsoft.com/office/drawing/2017/model3d" xmlns:o="urn:schemas-microsoft-com:office:office" xmlns:oel="http://schemas.microsoft.com/office/2019/extlst" xmlns:r="http://schemas.openxmlformats.org/officeDocument/2006/relationships" xmlns:m="http://schemas.openxmlformats.org/officeDocument/2006/math" xmlns:v="urn:schemas-microsoft-com:vml" xmlns:wp14="http://schemas.microsoft.com/office/word/2010/wordprocessingDrawing" xmlns:wp="http://schemas.openxmlformats.org/drawingml/2006/wordprocessingDrawing" xmlns:w10="urn:schemas-microsoft-com:office:word" xmlns:w="http://schemas.openxmlformats.org/wordprocessingml/2006/main" xmlns:w14="http://schemas.microsoft.com/office/word/2010/wordml" xmlns:w15="http://schemas.microsoft.com/office/word/2012/wordml" xmlns:w16cex="http://schemas.microsoft.com/office/word/2018/wordml/cex" xmlns:w16cid="http://schemas.microsoft.com/office/word/2016/wordml/cid" xmlns:w16="http://schemas.microsoft.com/office/word/2018/wordml" xmlns:w16du="http://schemas.microsoft.com/office/word/2023/wordml/word16du" xmlns:w16sdtdh="http://schemas.microsoft.com/office/word/2020/wordml/sdtdatahash" xmlns:w16sdtfl="http://schemas.microsoft.com/office/word/2024/wordml/sdtformatlock" xmlns:w16se="http://schemas.microsoft.com/office/word/2015/wordml/symex" xmlns:wpg="http://schemas.microsoft.com/office/word/2010/wordprocessingGroup" xmlns:wpi="http://schemas.microsoft.com/office/word/2010/wordprocessingInk" xmlns:wne="http://schemas.microsoft.com/office/word/2006/wordml" xmlns:wps="http://schemas.microsoft.com/office/word/2010/wordprocessingShape" mc:Ignorable="w14 w15 w16se w16cid w16 w16cex w16sdtdh w16sdtfl w16du wp14">
+<w:numbering xmlns:wpc="http://schemas.microsoft.com/office/word/2010/wordprocessingCanvas" xmlns:cx="http://schemas.microsoft.com/office/drawing/2014/chartex" xmlns:cx1="http://schemas.microsoft.com/office/drawing/2015/9/8/chartex" xmlns:cx2="http://schemas.microsoft.com/office/drawing/2015/10/21/chartex" xmlns:cx3="http://schemas.microsoft.com/office/drawing/2016/5/9/chartex" xmlns:cx4="http://schemas.microsoft.com/office/drawing/2016/5/10/chartex" xmlns:cx5="http://schemas.microsoft.com/office/drawing/2016/5/11/chartex" xmlns:cx6="http://schemas.microsoft.com/office/drawing/2016/5/12/chartex" xmlns:cx7="http://schemas.microsoft.com/office/drawing/2016/5/13/chartex" xmlns:cx8="http://schemas.microsoft.com/office/drawing/2016/5/14/chartex" xmlns:mc="http://schemas.openxmlformats.org/markup-compatibility/2006" xmlns:aink="http://schemas.microsoft.com/office/drawing/2016/ink" xmlns:am3d="http://schemas.microsoft.com/office/drawing/2017/model3d" xmlns:o="urn:schemas-microsoft-com:office:office" xmlns:oel="http://schemas.microsoft.com/office/2019/extlst" xmlns:r="http://schemas.openxmlformats.org/officeDocument/2006/relationships" xmlns:m="http://schemas.openxmlformats.org/officeDocument/2006/math" xmlns:v="urn:schemas-microsoft-com:vml" xmlns:wp14="http://schemas.microsoft.com/office/word/2010/wordprocessingDrawing" xmlns:wp="http://schemas.openxmlformats.org/drawingml/2006/wordprocessingDrawing" xmlns:w10="urn:schemas-microsoft-com:office:word" xmlns:w="http://schemas.openxmlformats.org/wordprocessingml/2006/main" xmlns:w14="http://schemas.microsoft.com/office/word/2010/wordml" xmlns:w15="http://schemas.microsoft.com/office/word/2012/wordml" xmlns:w16cei="http://schemas.microsoft.com/office/word/2026/wordml/cei" xmlns:w16cex="http://schemas.microsoft.com/office/word/2018/wordml/cex" xmlns:w16cid="http://schemas.microsoft.com/office/word/2016/wordml/cid" xmlns:w16="http://schemas.microsoft.com/office/word/2018/wordml" xmlns:w16du="http://schemas.microsoft.com/office/word/2023/wordml/word16du" xmlns:w16sdtdh="http://schemas.microsoft.com/office/word/2020/wordml/sdtdatahash" xmlns:w16sdtfl="http://schemas.microsoft.com/office/word/2024/wordml/sdtformatlock" xmlns:w16se="http://schemas.microsoft.com/office/word/2015/wordml/symex" xmlns:wpg="http://schemas.microsoft.com/office/word/2010/wordprocessingGroup" xmlns:wpi="http://schemas.microsoft.com/office/word/2010/wordprocessingInk" xmlns:wne="http://schemas.microsoft.com/office/word/2006/wordml" xmlns:wps="http://schemas.microsoft.com/office/word/2010/wordprocessingShape" mc:Ignorable="w14 w15 w16se w16cid w16 w16cex w16sdtdh w16sdtfl w16du wp14">
   <w:abstractNum w:abstractNumId="0" w15:restartNumberingAfterBreak="0">
-    <w:nsid w:val="03CC67E5"/>
+    <w:nsid w:val="0B7B3269"/>
     <w:multiLevelType w:val="multilevel"/>
-    <w:tmpl w:val="230CE660"/>
+    <w:tmpl w:val="484876A0"/>
+    <w:lvl w:ilvl="0">
+      <w:start w:val="1"/>
+      <w:numFmt w:val="bullet"/>
+      <w:lvlText w:val=""/>
+      <w:lvlJc w:val="left"/>
+      <w:pPr>
+        <w:tabs>
+          <w:tab w:val="num" w:pos="720"/>
+        </w:tabs>
+        <w:ind w:left="720" w:hanging="360"/>
+      </w:pPr>
+      <w:rPr>
+        <w:rFonts w:ascii="Symbol" w:hAnsi="Symbol" w:hint="default"/>
+        <w:sz w:val="20"/>
+      </w:rPr>
+    </w:lvl>
+    <w:lvl w:ilvl="1" w:tentative="1">
+      <w:start w:val="1"/>
+      <w:numFmt w:val="bullet"/>
+      <w:lvlText w:val="o"/>
+      <w:lvlJc w:val="left"/>
+      <w:pPr>
+        <w:tabs>
+          <w:tab w:val="num" w:pos="1440"/>
+        </w:tabs>
+        <w:ind w:left="1440" w:hanging="360"/>
+      </w:pPr>
+      <w:rPr>
+        <w:rFonts w:ascii="Courier New" w:hAnsi="Courier New" w:hint="default"/>
+        <w:sz w:val="20"/>
+      </w:rPr>
+    </w:lvl>
+    <w:lvl w:ilvl="2" w:tentative="1">
+      <w:start w:val="1"/>
+      <w:numFmt w:val="bullet"/>
+      <w:lvlText w:val=""/>
+      <w:lvlJc w:val="left"/>
+      <w:pPr>
+        <w:tabs>
+          <w:tab w:val="num" w:pos="2160"/>
+        </w:tabs>
+        <w:ind w:left="2160" w:hanging="360"/>
+      </w:pPr>
+      <w:rPr>
+        <w:rFonts w:ascii="Wingdings" w:hAnsi="Wingdings" w:hint="default"/>
+        <w:sz w:val="20"/>
+      </w:rPr>
+    </w:lvl>
+    <w:lvl w:ilvl="3" w:tentative="1">
+      <w:start w:val="1"/>
+      <w:numFmt w:val="bullet"/>
+      <w:lvlText w:val=""/>
+      <w:lvlJc w:val="left"/>
+      <w:pPr>
+        <w:tabs>
+          <w:tab w:val="num" w:pos="2880"/>
+        </w:tabs>
+        <w:ind w:left="2880" w:hanging="360"/>
+      </w:pPr>
+      <w:rPr>
+        <w:rFonts w:ascii="Wingdings" w:hAnsi="Wingdings" w:hint="default"/>
+        <w:sz w:val="20"/>
+      </w:rPr>
+    </w:lvl>
+    <w:lvl w:ilvl="4" w:tentative="1">
+      <w:start w:val="1"/>
+      <w:numFmt w:val="bullet"/>
+      <w:lvlText w:val=""/>
+      <w:lvlJc w:val="left"/>
+      <w:pPr>
+        <w:tabs>
+          <w:tab w:val="num" w:pos="3600"/>
+        </w:tabs>
+        <w:ind w:left="3600" w:hanging="360"/>
+      </w:pPr>
+      <w:rPr>
+        <w:rFonts w:ascii="Wingdings" w:hAnsi="Wingdings" w:hint="default"/>
+        <w:sz w:val="20"/>
+      </w:rPr>
+    </w:lvl>
+    <w:lvl w:ilvl="5" w:tentative="1">
+      <w:start w:val="1"/>
+      <w:numFmt w:val="bullet"/>
+      <w:lvlText w:val=""/>
+      <w:lvlJc w:val="left"/>
+      <w:pPr>
+        <w:tabs>
+          <w:tab w:val="num" w:pos="4320"/>
+        </w:tabs>
+        <w:ind w:left="4320" w:hanging="360"/>
+      </w:pPr>
+      <w:rPr>
+        <w:rFonts w:ascii="Wingdings" w:hAnsi="Wingdings" w:hint="default"/>
+        <w:sz w:val="20"/>
+      </w:rPr>
+    </w:lvl>
+    <w:lvl w:ilvl="6" w:tentative="1">
+      <w:start w:val="1"/>
+      <w:numFmt w:val="bullet"/>
+      <w:lvlText w:val=""/>
+      <w:lvlJc w:val="left"/>
+      <w:pPr>
+        <w:tabs>
+          <w:tab w:val="num" w:pos="5040"/>
+        </w:tabs>
+        <w:ind w:left="5040" w:hanging="360"/>
+      </w:pPr>
+      <w:rPr>
+        <w:rFonts w:ascii="Wingdings" w:hAnsi="Wingdings" w:hint="default"/>
+        <w:sz w:val="20"/>
+      </w:rPr>
+    </w:lvl>
+    <w:lvl w:ilvl="7" w:tentative="1">
+      <w:start w:val="1"/>
+      <w:numFmt w:val="bullet"/>
+      <w:lvlText w:val=""/>
+      <w:lvlJc w:val="left"/>
+      <w:pPr>
+        <w:tabs>
+          <w:tab w:val="num" w:pos="5760"/>
+        </w:tabs>
+        <w:ind w:left="5760" w:hanging="360"/>
+      </w:pPr>
+      <w:rPr>
+        <w:rFonts w:ascii="Wingdings" w:hAnsi="Wingdings" w:hint="default"/>
+        <w:sz w:val="20"/>
+      </w:rPr>
+    </w:lvl>
+    <w:lvl w:ilvl="8" w:tentative="1">
+      <w:start w:val="1"/>
+      <w:numFmt w:val="bullet"/>
+      <w:lvlText w:val=""/>
+      <w:lvlJc w:val="left"/>
+      <w:pPr>
+        <w:tabs>
+          <w:tab w:val="num" w:pos="6480"/>
+        </w:tabs>
+        <w:ind w:left="6480" w:hanging="360"/>
+      </w:pPr>
+      <w:rPr>
+        <w:rFonts w:ascii="Wingdings" w:hAnsi="Wingdings" w:hint="default"/>
+        <w:sz w:val="20"/>
+      </w:rPr>
+    </w:lvl>
+  </w:abstractNum>
+  <w:abstractNum w:abstractNumId="1" w15:restartNumberingAfterBreak="0">
+    <w:nsid w:val="344C105D"/>
+    <w:multiLevelType w:val="multilevel"/>
+    <w:tmpl w:val="F6EAFB68"/>
+    <w:lvl w:ilvl="0">
+      <w:start w:val="1"/>
+      <w:numFmt w:val="bullet"/>
+      <w:lvlText w:val=""/>
+      <w:lvlJc w:val="left"/>
+      <w:pPr>
+        <w:tabs>
+          <w:tab w:val="num" w:pos="720"/>
+        </w:tabs>
+        <w:ind w:left="720" w:hanging="360"/>
+      </w:pPr>
+      <w:rPr>
+        <w:rFonts w:ascii="Symbol" w:hAnsi="Symbol" w:hint="default"/>
+        <w:sz w:val="20"/>
+      </w:rPr>
+    </w:lvl>
+    <w:lvl w:ilvl="1" w:tentative="1">
+      <w:start w:val="1"/>
+      <w:numFmt w:val="bullet"/>
+      <w:lvlText w:val="o"/>
+      <w:lvlJc w:val="left"/>
+      <w:pPr>
+        <w:tabs>
+          <w:tab w:val="num" w:pos="1440"/>
+        </w:tabs>
+        <w:ind w:left="1440" w:hanging="360"/>
+      </w:pPr>
+      <w:rPr>
+        <w:rFonts w:ascii="Courier New" w:hAnsi="Courier New" w:hint="default"/>
+        <w:sz w:val="20"/>
+      </w:rPr>
+    </w:lvl>
+    <w:lvl w:ilvl="2" w:tentative="1">
+      <w:start w:val="1"/>
+      <w:numFmt w:val="bullet"/>
+      <w:lvlText w:val=""/>
+      <w:lvlJc w:val="left"/>
+      <w:pPr>
+        <w:tabs>
+          <w:tab w:val="num" w:pos="2160"/>
+        </w:tabs>
+        <w:ind w:left="2160" w:hanging="360"/>
+      </w:pPr>
+      <w:rPr>
+        <w:rFonts w:ascii="Wingdings" w:hAnsi="Wingdings" w:hint="default"/>
+        <w:sz w:val="20"/>
+      </w:rPr>
+    </w:lvl>
+    <w:lvl w:ilvl="3" w:tentative="1">
+      <w:start w:val="1"/>
+      <w:numFmt w:val="bullet"/>
+      <w:lvlText w:val=""/>
+      <w:lvlJc w:val="left"/>
+      <w:pPr>
+        <w:tabs>
+          <w:tab w:val="num" w:pos="2880"/>
+        </w:tabs>
+        <w:ind w:left="2880" w:hanging="360"/>
+      </w:pPr>
+      <w:rPr>
+        <w:rFonts w:ascii="Wingdings" w:hAnsi="Wingdings" w:hint="default"/>
+        <w:sz w:val="20"/>
+      </w:rPr>
+    </w:lvl>
+    <w:lvl w:ilvl="4" w:tentative="1">
+      <w:start w:val="1"/>
+      <w:numFmt w:val="bullet"/>
+      <w:lvlText w:val=""/>
+      <w:lvlJc w:val="left"/>
+      <w:pPr>
+        <w:tabs>
+          <w:tab w:val="num" w:pos="3600"/>
+        </w:tabs>
+        <w:ind w:left="3600" w:hanging="360"/>
+      </w:pPr>
+      <w:rPr>
+        <w:rFonts w:ascii="Wingdings" w:hAnsi="Wingdings" w:hint="default"/>
+        <w:sz w:val="20"/>
+      </w:rPr>
+    </w:lvl>
+    <w:lvl w:ilvl="5" w:tentative="1">
+      <w:start w:val="1"/>
+      <w:numFmt w:val="bullet"/>
+      <w:lvlText w:val=""/>
+      <w:lvlJc w:val="left"/>
+      <w:pPr>
+        <w:tabs>
+          <w:tab w:val="num" w:pos="4320"/>
+        </w:tabs>
+        <w:ind w:left="4320" w:hanging="360"/>
+      </w:pPr>
+      <w:rPr>
+        <w:rFonts w:ascii="Wingdings" w:hAnsi="Wingdings" w:hint="default"/>
+        <w:sz w:val="20"/>
+      </w:rPr>
+    </w:lvl>
+    <w:lvl w:ilvl="6" w:tentative="1">
+      <w:start w:val="1"/>
+      <w:numFmt w:val="bullet"/>
+      <w:lvlText w:val=""/>
+      <w:lvlJc w:val="left"/>
+      <w:pPr>
+        <w:tabs>
+          <w:tab w:val="num" w:pos="5040"/>
+        </w:tabs>
+        <w:ind w:left="5040" w:hanging="360"/>
+      </w:pPr>
+      <w:rPr>
+        <w:rFonts w:ascii="Wingdings" w:hAnsi="Wingdings" w:hint="default"/>
+        <w:sz w:val="20"/>
+      </w:rPr>
+    </w:lvl>
+    <w:lvl w:ilvl="7" w:tentative="1">
+      <w:start w:val="1"/>
+      <w:numFmt w:val="bullet"/>
+      <w:lvlText w:val=""/>
+      <w:lvlJc w:val="left"/>
+      <w:pPr>
+        <w:tabs>
+          <w:tab w:val="num" w:pos="5760"/>
+        </w:tabs>
+        <w:ind w:left="5760" w:hanging="360"/>
+      </w:pPr>
+      <w:rPr>
+        <w:rFonts w:ascii="Wingdings" w:hAnsi="Wingdings" w:hint="default"/>
+        <w:sz w:val="20"/>
+      </w:rPr>
+    </w:lvl>
+    <w:lvl w:ilvl="8" w:tentative="1">
+      <w:start w:val="1"/>
+      <w:numFmt w:val="bullet"/>
+      <w:lvlText w:val=""/>
+      <w:lvlJc w:val="left"/>
+      <w:pPr>
+        <w:tabs>
+          <w:tab w:val="num" w:pos="6480"/>
+        </w:tabs>
+        <w:ind w:left="6480" w:hanging="360"/>
+      </w:pPr>
+      <w:rPr>
+        <w:rFonts w:ascii="Wingdings" w:hAnsi="Wingdings" w:hint="default"/>
+        <w:sz w:val="20"/>
+      </w:rPr>
+    </w:lvl>
+  </w:abstractNum>
+  <w:abstractNum w:abstractNumId="2" w15:restartNumberingAfterBreak="0">
+    <w:nsid w:val="3AFA4A3D"/>
+    <w:multiLevelType w:val="multilevel"/>
+    <w:tmpl w:val="B51A373A"/>
+    <w:lvl w:ilvl="0">
+      <w:start w:val="1"/>
+      <w:numFmt w:val="bullet"/>
+      <w:lvlText w:val=""/>
+      <w:lvlJc w:val="left"/>
+      <w:pPr>
+        <w:tabs>
+          <w:tab w:val="num" w:pos="720"/>
+        </w:tabs>
+        <w:ind w:left="720" w:hanging="360"/>
+      </w:pPr>
+      <w:rPr>
+        <w:rFonts w:ascii="Symbol" w:hAnsi="Symbol" w:hint="default"/>
+        <w:sz w:val="20"/>
+      </w:rPr>
+    </w:lvl>
+    <w:lvl w:ilvl="1" w:tentative="1">
+      <w:start w:val="1"/>
+      <w:numFmt w:val="bullet"/>
+      <w:lvlText w:val="o"/>
+      <w:lvlJc w:val="left"/>
+      <w:pPr>
+        <w:tabs>
+          <w:tab w:val="num" w:pos="1440"/>
+        </w:tabs>
+        <w:ind w:left="1440" w:hanging="360"/>
+      </w:pPr>
+      <w:rPr>
+        <w:rFonts w:ascii="Courier New" w:hAnsi="Courier New" w:hint="default"/>
+        <w:sz w:val="20"/>
+      </w:rPr>
+    </w:lvl>
+    <w:lvl w:ilvl="2" w:tentative="1">
+      <w:start w:val="1"/>
+      <w:numFmt w:val="bullet"/>
+      <w:lvlText w:val=""/>
+      <w:lvlJc w:val="left"/>
+      <w:pPr>
+        <w:tabs>
+          <w:tab w:val="num" w:pos="2160"/>
+        </w:tabs>
+        <w:ind w:left="2160" w:hanging="360"/>
+      </w:pPr>
+      <w:rPr>
+        <w:rFonts w:ascii="Wingdings" w:hAnsi="Wingdings" w:hint="default"/>
+        <w:sz w:val="20"/>
+      </w:rPr>
+    </w:lvl>
+    <w:lvl w:ilvl="3" w:tentative="1">
+      <w:start w:val="1"/>
+      <w:numFmt w:val="bullet"/>
+      <w:lvlText w:val=""/>
+      <w:lvlJc w:val="left"/>
+      <w:pPr>
+        <w:tabs>
+          <w:tab w:val="num" w:pos="2880"/>
+        </w:tabs>
+        <w:ind w:left="2880" w:hanging="360"/>
+      </w:pPr>
+      <w:rPr>
+        <w:rFonts w:ascii="Wingdings" w:hAnsi="Wingdings" w:hint="default"/>
+        <w:sz w:val="20"/>
+      </w:rPr>
+    </w:lvl>
+    <w:lvl w:ilvl="4" w:tentative="1">
+      <w:start w:val="1"/>
+      <w:numFmt w:val="bullet"/>
+      <w:lvlText w:val=""/>
+      <w:lvlJc w:val="left"/>
+      <w:pPr>
+        <w:tabs>
+          <w:tab w:val="num" w:pos="3600"/>
+        </w:tabs>
+        <w:ind w:left="3600" w:hanging="360"/>
+      </w:pPr>
+      <w:rPr>
+        <w:rFonts w:ascii="Wingdings" w:hAnsi="Wingdings" w:hint="default"/>
+        <w:sz w:val="20"/>
+      </w:rPr>
+    </w:lvl>
+    <w:lvl w:ilvl="5" w:tentative="1">
+      <w:start w:val="1"/>
+      <w:numFmt w:val="bullet"/>
+      <w:lvlText w:val=""/>
+      <w:lvlJc w:val="left"/>
+      <w:pPr>
+        <w:tabs>
+          <w:tab w:val="num" w:pos="4320"/>
+        </w:tabs>
+        <w:ind w:left="4320" w:hanging="360"/>
+      </w:pPr>
+      <w:rPr>
+        <w:rFonts w:ascii="Wingdings" w:hAnsi="Wingdings" w:hint="default"/>
+        <w:sz w:val="20"/>
+      </w:rPr>
+    </w:lvl>
+    <w:lvl w:ilvl="6" w:tentative="1">
+      <w:start w:val="1"/>
+      <w:numFmt w:val="bullet"/>
+      <w:lvlText w:val=""/>
+      <w:lvlJc w:val="left"/>
+      <w:pPr>
+        <w:tabs>
+          <w:tab w:val="num" w:pos="5040"/>
+        </w:tabs>
+        <w:ind w:left="5040" w:hanging="360"/>
+      </w:pPr>
+      <w:rPr>
+        <w:rFonts w:ascii="Wingdings" w:hAnsi="Wingdings" w:hint="default"/>
+        <w:sz w:val="20"/>
+      </w:rPr>
+    </w:lvl>
+    <w:lvl w:ilvl="7" w:tentative="1">
+      <w:start w:val="1"/>
+      <w:numFmt w:val="bullet"/>
+      <w:lvlText w:val=""/>
+      <w:lvlJc w:val="left"/>
+      <w:pPr>
+        <w:tabs>
+          <w:tab w:val="num" w:pos="5760"/>
+        </w:tabs>
+        <w:ind w:left="5760" w:hanging="360"/>
+      </w:pPr>
+      <w:rPr>
+        <w:rFonts w:ascii="Wingdings" w:hAnsi="Wingdings" w:hint="default"/>
+        <w:sz w:val="20"/>
+      </w:rPr>
+    </w:lvl>
+    <w:lvl w:ilvl="8" w:tentative="1">
+      <w:start w:val="1"/>
+      <w:numFmt w:val="bullet"/>
+      <w:lvlText w:val=""/>
+      <w:lvlJc w:val="left"/>
+      <w:pPr>
+        <w:tabs>
+          <w:tab w:val="num" w:pos="6480"/>
+        </w:tabs>
+        <w:ind w:left="6480" w:hanging="360"/>
+      </w:pPr>
+      <w:rPr>
+        <w:rFonts w:ascii="Wingdings" w:hAnsi="Wingdings" w:hint="default"/>
+        <w:sz w:val="20"/>
+      </w:rPr>
+    </w:lvl>
+  </w:abstractNum>
+  <w:abstractNum w:abstractNumId="3" w15:restartNumberingAfterBreak="0">
+    <w:nsid w:val="3C375774"/>
+    <w:multiLevelType w:val="multilevel"/>
+    <w:tmpl w:val="AF4A21FE"/>
     <w:lvl w:ilvl="0">
       <w:start w:val="1"/>
       <w:numFmt w:val="decimal"/>
@@ -774,10 +1194,10 @@
       </w:pPr>
     </w:lvl>
   </w:abstractNum>
-  <w:abstractNum w:abstractNumId="1" w15:restartNumberingAfterBreak="0">
-    <w:nsid w:val="0E8B0E99"/>
+  <w:abstractNum w:abstractNumId="4" w15:restartNumberingAfterBreak="0">
+    <w:nsid w:val="4EF54089"/>
     <w:multiLevelType w:val="multilevel"/>
-    <w:tmpl w:val="72966030"/>
+    <w:tmpl w:val="18F6D8F4"/>
     <w:lvl w:ilvl="0">
       <w:start w:val="1"/>
       <w:numFmt w:val="bullet"/>
@@ -794,6 +1214,155 @@
         <w:sz w:val="20"/>
       </w:rPr>
     </w:lvl>
+    <w:lvl w:ilvl="1">
+      <w:start w:val="1"/>
+      <w:numFmt w:val="bullet"/>
+      <w:lvlText w:val="o"/>
+      <w:lvlJc w:val="left"/>
+      <w:pPr>
+        <w:tabs>
+          <w:tab w:val="num" w:pos="1440"/>
+        </w:tabs>
+        <w:ind w:left="1440" w:hanging="360"/>
+      </w:pPr>
+      <w:rPr>
+        <w:rFonts w:ascii="Courier New" w:hAnsi="Courier New" w:hint="default"/>
+        <w:sz w:val="20"/>
+      </w:rPr>
+    </w:lvl>
+    <w:lvl w:ilvl="2" w:tentative="1">
+      <w:start w:val="1"/>
+      <w:numFmt w:val="bullet"/>
+      <w:lvlText w:val=""/>
+      <w:lvlJc w:val="left"/>
+      <w:pPr>
+        <w:tabs>
+          <w:tab w:val="num" w:pos="2160"/>
+        </w:tabs>
+        <w:ind w:left="2160" w:hanging="360"/>
+      </w:pPr>
+      <w:rPr>
+        <w:rFonts w:ascii="Wingdings" w:hAnsi="Wingdings" w:hint="default"/>
+        <w:sz w:val="20"/>
+      </w:rPr>
+    </w:lvl>
+    <w:lvl w:ilvl="3" w:tentative="1">
+      <w:start w:val="1"/>
+      <w:numFmt w:val="bullet"/>
+      <w:lvlText w:val=""/>
+      <w:lvlJc w:val="left"/>
+      <w:pPr>
+        <w:tabs>
+          <w:tab w:val="num" w:pos="2880"/>
+        </w:tabs>
+        <w:ind w:left="2880" w:hanging="360"/>
+      </w:pPr>
+      <w:rPr>
+        <w:rFonts w:ascii="Wingdings" w:hAnsi="Wingdings" w:hint="default"/>
+        <w:sz w:val="20"/>
+      </w:rPr>
+    </w:lvl>
+    <w:lvl w:ilvl="4" w:tentative="1">
+      <w:start w:val="1"/>
+      <w:numFmt w:val="bullet"/>
+      <w:lvlText w:val=""/>
+      <w:lvlJc w:val="left"/>
+      <w:pPr>
+        <w:tabs>
+          <w:tab w:val="num" w:pos="3600"/>
+        </w:tabs>
+        <w:ind w:left="3600" w:hanging="360"/>
+      </w:pPr>
+      <w:rPr>
+        <w:rFonts w:ascii="Wingdings" w:hAnsi="Wingdings" w:hint="default"/>
+        <w:sz w:val="20"/>
+      </w:rPr>
+    </w:lvl>
+    <w:lvl w:ilvl="5" w:tentative="1">
+      <w:start w:val="1"/>
+      <w:numFmt w:val="bullet"/>
+      <w:lvlText w:val=""/>
+      <w:lvlJc w:val="left"/>
+      <w:pPr>
+        <w:tabs>
+          <w:tab w:val="num" w:pos="4320"/>
+        </w:tabs>
+        <w:ind w:left="4320" w:hanging="360"/>
+      </w:pPr>
+      <w:rPr>
+        <w:rFonts w:ascii="Wingdings" w:hAnsi="Wingdings" w:hint="default"/>
+        <w:sz w:val="20"/>
+      </w:rPr>
+    </w:lvl>
+    <w:lvl w:ilvl="6" w:tentative="1">
+      <w:start w:val="1"/>
+      <w:numFmt w:val="bullet"/>
+      <w:lvlText w:val=""/>
+      <w:lvlJc w:val="left"/>
+      <w:pPr>
+        <w:tabs>
+          <w:tab w:val="num" w:pos="5040"/>
+        </w:tabs>
+        <w:ind w:left="5040" w:hanging="360"/>
+      </w:pPr>
+      <w:rPr>
+        <w:rFonts w:ascii="Wingdings" w:hAnsi="Wingdings" w:hint="default"/>
+        <w:sz w:val="20"/>
+      </w:rPr>
+    </w:lvl>
+    <w:lvl w:ilvl="7" w:tentative="1">
+      <w:start w:val="1"/>
+      <w:numFmt w:val="bullet"/>
+      <w:lvlText w:val=""/>
+      <w:lvlJc w:val="left"/>
+      <w:pPr>
+        <w:tabs>
+          <w:tab w:val="num" w:pos="5760"/>
+        </w:tabs>
+        <w:ind w:left="5760" w:hanging="360"/>
+      </w:pPr>
+      <w:rPr>
+        <w:rFonts w:ascii="Wingdings" w:hAnsi="Wingdings" w:hint="default"/>
+        <w:sz w:val="20"/>
+      </w:rPr>
+    </w:lvl>
+    <w:lvl w:ilvl="8" w:tentative="1">
+      <w:start w:val="1"/>
+      <w:numFmt w:val="bullet"/>
+      <w:lvlText w:val=""/>
+      <w:lvlJc w:val="left"/>
+      <w:pPr>
+        <w:tabs>
+          <w:tab w:val="num" w:pos="6480"/>
+        </w:tabs>
+        <w:ind w:left="6480" w:hanging="360"/>
+      </w:pPr>
+      <w:rPr>
+        <w:rFonts w:ascii="Wingdings" w:hAnsi="Wingdings" w:hint="default"/>
+        <w:sz w:val="20"/>
+      </w:rPr>
+    </w:lvl>
+  </w:abstractNum>
+  <w:abstractNum w:abstractNumId="5" w15:restartNumberingAfterBreak="0">
+    <w:nsid w:val="522E7C8C"/>
+    <w:multiLevelType w:val="multilevel"/>
+    <w:tmpl w:val="9F62ECD2"/>
+    <w:lvl w:ilvl="0">
+      <w:start w:val="1"/>
+      <w:numFmt w:val="bullet"/>
+      <w:lvlText w:val=""/>
+      <w:lvlJc w:val="left"/>
+      <w:pPr>
+        <w:tabs>
+          <w:tab w:val="num" w:pos="720"/>
+        </w:tabs>
+        <w:ind w:left="720" w:hanging="360"/>
+      </w:pPr>
+      <w:rPr>
+        <w:rFonts w:ascii="Symbol" w:hAnsi="Symbol" w:hint="default"/>
+        <w:sz w:val="20"/>
+      </w:rPr>
+    </w:lvl>
     <w:lvl w:ilvl="1" w:tentative="1">
       <w:start w:val="1"/>
       <w:numFmt w:val="bullet"/>
@@ -923,315 +1492,23 @@
       </w:rPr>
     </w:lvl>
   </w:abstractNum>
-  <w:abstractNum w:abstractNumId="2" w15:restartNumberingAfterBreak="0">
-    <w:nsid w:val="45FD5065"/>
-    <w:multiLevelType w:val="multilevel"/>
-    <w:tmpl w:val="F33622AC"/>
-    <w:lvl w:ilvl="0">
-      <w:start w:val="1"/>
-      <w:numFmt w:val="bullet"/>
-      <w:lvlText w:val=""/>
-      <w:lvlJc w:val="left"/>
-      <w:pPr>
-        <w:tabs>
-          <w:tab w:val="num" w:pos="720"/>
-        </w:tabs>
-        <w:ind w:left="720" w:hanging="360"/>
-      </w:pPr>
-      <w:rPr>
-        <w:rFonts w:ascii="Symbol" w:hAnsi="Symbol" w:hint="default"/>
-        <w:sz w:val="20"/>
-      </w:rPr>
-    </w:lvl>
-    <w:lvl w:ilvl="1" w:tentative="1">
-      <w:start w:val="1"/>
-      <w:numFmt w:val="bullet"/>
-      <w:lvlText w:val="o"/>
-      <w:lvlJc w:val="left"/>
-      <w:pPr>
-        <w:tabs>
-          <w:tab w:val="num" w:pos="1440"/>
-        </w:tabs>
-        <w:ind w:left="1440" w:hanging="360"/>
-      </w:pPr>
-      <w:rPr>
-        <w:rFonts w:ascii="Courier New" w:hAnsi="Courier New" w:hint="default"/>
-        <w:sz w:val="20"/>
-      </w:rPr>
-    </w:lvl>
-    <w:lvl w:ilvl="2" w:tentative="1">
-      <w:start w:val="1"/>
-      <w:numFmt w:val="bullet"/>
-      <w:lvlText w:val=""/>
-      <w:lvlJc w:val="left"/>
-      <w:pPr>
-        <w:tabs>
-          <w:tab w:val="num" w:pos="2160"/>
-        </w:tabs>
-        <w:ind w:left="2160" w:hanging="360"/>
-      </w:pPr>
-      <w:rPr>
-        <w:rFonts w:ascii="Wingdings" w:hAnsi="Wingdings" w:hint="default"/>
-        <w:sz w:val="20"/>
-      </w:rPr>
-    </w:lvl>
-    <w:lvl w:ilvl="3" w:tentative="1">
-      <w:start w:val="1"/>
-      <w:numFmt w:val="bullet"/>
-      <w:lvlText w:val=""/>
-      <w:lvlJc w:val="left"/>
-      <w:pPr>
-        <w:tabs>
-          <w:tab w:val="num" w:pos="2880"/>
-        </w:tabs>
-        <w:ind w:left="2880" w:hanging="360"/>
-      </w:pPr>
-      <w:rPr>
-        <w:rFonts w:ascii="Wingdings" w:hAnsi="Wingdings" w:hint="default"/>
-        <w:sz w:val="20"/>
-      </w:rPr>
-    </w:lvl>
-    <w:lvl w:ilvl="4" w:tentative="1">
-      <w:start w:val="1"/>
-      <w:numFmt w:val="bullet"/>
-      <w:lvlText w:val=""/>
-      <w:lvlJc w:val="left"/>
-      <w:pPr>
-        <w:tabs>
-          <w:tab w:val="num" w:pos="3600"/>
-        </w:tabs>
-        <w:ind w:left="3600" w:hanging="360"/>
-      </w:pPr>
-      <w:rPr>
-        <w:rFonts w:ascii="Wingdings" w:hAnsi="Wingdings" w:hint="default"/>
-        <w:sz w:val="20"/>
-      </w:rPr>
-    </w:lvl>
-    <w:lvl w:ilvl="5" w:tentative="1">
-      <w:start w:val="1"/>
-      <w:numFmt w:val="bullet"/>
-      <w:lvlText w:val=""/>
-      <w:lvlJc w:val="left"/>
-      <w:pPr>
-        <w:tabs>
-          <w:tab w:val="num" w:pos="4320"/>
-        </w:tabs>
-        <w:ind w:left="4320" w:hanging="360"/>
-      </w:pPr>
-      <w:rPr>
-        <w:rFonts w:ascii="Wingdings" w:hAnsi="Wingdings" w:hint="default"/>
-        <w:sz w:val="20"/>
-      </w:rPr>
-    </w:lvl>
-    <w:lvl w:ilvl="6" w:tentative="1">
-      <w:start w:val="1"/>
-      <w:numFmt w:val="bullet"/>
-      <w:lvlText w:val=""/>
-      <w:lvlJc w:val="left"/>
-      <w:pPr>
-        <w:tabs>
-          <w:tab w:val="num" w:pos="5040"/>
-        </w:tabs>
-        <w:ind w:left="5040" w:hanging="360"/>
-      </w:pPr>
-      <w:rPr>
-        <w:rFonts w:ascii="Wingdings" w:hAnsi="Wingdings" w:hint="default"/>
-        <w:sz w:val="20"/>
-      </w:rPr>
-    </w:lvl>
-    <w:lvl w:ilvl="7" w:tentative="1">
-      <w:start w:val="1"/>
-      <w:numFmt w:val="bullet"/>
-      <w:lvlText w:val=""/>
-      <w:lvlJc w:val="left"/>
-      <w:pPr>
-        <w:tabs>
-          <w:tab w:val="num" w:pos="5760"/>
-        </w:tabs>
-        <w:ind w:left="5760" w:hanging="360"/>
-      </w:pPr>
-      <w:rPr>
-        <w:rFonts w:ascii="Wingdings" w:hAnsi="Wingdings" w:hint="default"/>
-        <w:sz w:val="20"/>
-      </w:rPr>
-    </w:lvl>
-    <w:lvl w:ilvl="8" w:tentative="1">
-      <w:start w:val="1"/>
-      <w:numFmt w:val="bullet"/>
-      <w:lvlText w:val=""/>
-      <w:lvlJc w:val="left"/>
-      <w:pPr>
-        <w:tabs>
-          <w:tab w:val="num" w:pos="6480"/>
-        </w:tabs>
-        <w:ind w:left="6480" w:hanging="360"/>
-      </w:pPr>
-      <w:rPr>
-        <w:rFonts w:ascii="Wingdings" w:hAnsi="Wingdings" w:hint="default"/>
-        <w:sz w:val="20"/>
-      </w:rPr>
-    </w:lvl>
-  </w:abstractNum>
-  <w:abstractNum w:abstractNumId="3" w15:restartNumberingAfterBreak="0">
-    <w:nsid w:val="5CD06FD2"/>
-    <w:multiLevelType w:val="multilevel"/>
-    <w:tmpl w:val="2C2E4DF6"/>
-    <w:lvl w:ilvl="0">
-      <w:start w:val="1"/>
-      <w:numFmt w:val="bullet"/>
-      <w:lvlText w:val=""/>
-      <w:lvlJc w:val="left"/>
-      <w:pPr>
-        <w:tabs>
-          <w:tab w:val="num" w:pos="720"/>
-        </w:tabs>
-        <w:ind w:left="720" w:hanging="360"/>
-      </w:pPr>
-      <w:rPr>
-        <w:rFonts w:ascii="Symbol" w:hAnsi="Symbol" w:hint="default"/>
-        <w:sz w:val="20"/>
-      </w:rPr>
-    </w:lvl>
-    <w:lvl w:ilvl="1" w:tentative="1">
-      <w:start w:val="1"/>
-      <w:numFmt w:val="bullet"/>
-      <w:lvlText w:val="o"/>
-      <w:lvlJc w:val="left"/>
-      <w:pPr>
-        <w:tabs>
-          <w:tab w:val="num" w:pos="1440"/>
-        </w:tabs>
-        <w:ind w:left="1440" w:hanging="360"/>
-      </w:pPr>
-      <w:rPr>
-        <w:rFonts w:ascii="Courier New" w:hAnsi="Courier New" w:hint="default"/>
-        <w:sz w:val="20"/>
-      </w:rPr>
-    </w:lvl>
-    <w:lvl w:ilvl="2" w:tentative="1">
-      <w:start w:val="1"/>
-      <w:numFmt w:val="bullet"/>
-      <w:lvlText w:val=""/>
-      <w:lvlJc w:val="left"/>
-      <w:pPr>
-        <w:tabs>
-          <w:tab w:val="num" w:pos="2160"/>
-        </w:tabs>
-        <w:ind w:left="2160" w:hanging="360"/>
-      </w:pPr>
-      <w:rPr>
-        <w:rFonts w:ascii="Wingdings" w:hAnsi="Wingdings" w:hint="default"/>
-        <w:sz w:val="20"/>
-      </w:rPr>
-    </w:lvl>
-    <w:lvl w:ilvl="3" w:tentative="1">
-      <w:start w:val="1"/>
-      <w:numFmt w:val="bullet"/>
-      <w:lvlText w:val=""/>
-      <w:lvlJc w:val="left"/>
-      <w:pPr>
-        <w:tabs>
-          <w:tab w:val="num" w:pos="2880"/>
-        </w:tabs>
-        <w:ind w:left="2880" w:hanging="360"/>
-      </w:pPr>
-      <w:rPr>
-        <w:rFonts w:ascii="Wingdings" w:hAnsi="Wingdings" w:hint="default"/>
-        <w:sz w:val="20"/>
-      </w:rPr>
-    </w:lvl>
-    <w:lvl w:ilvl="4" w:tentative="1">
-      <w:start w:val="1"/>
-      <w:numFmt w:val="bullet"/>
-      <w:lvlText w:val=""/>
-      <w:lvlJc w:val="left"/>
-      <w:pPr>
-        <w:tabs>
-          <w:tab w:val="num" w:pos="3600"/>
-        </w:tabs>
-        <w:ind w:left="3600" w:hanging="360"/>
-      </w:pPr>
-      <w:rPr>
-        <w:rFonts w:ascii="Wingdings" w:hAnsi="Wingdings" w:hint="default"/>
-        <w:sz w:val="20"/>
-      </w:rPr>
-    </w:lvl>
-    <w:lvl w:ilvl="5" w:tentative="1">
-      <w:start w:val="1"/>
-      <w:numFmt w:val="bullet"/>
-      <w:lvlText w:val=""/>
-      <w:lvlJc w:val="left"/>
-      <w:pPr>
-        <w:tabs>
-          <w:tab w:val="num" w:pos="4320"/>
-        </w:tabs>
-        <w:ind w:left="4320" w:hanging="360"/>
-      </w:pPr>
-      <w:rPr>
-        <w:rFonts w:ascii="Wingdings" w:hAnsi="Wingdings" w:hint="default"/>
-        <w:sz w:val="20"/>
-      </w:rPr>
-    </w:lvl>
-    <w:lvl w:ilvl="6" w:tentative="1">
-      <w:start w:val="1"/>
-      <w:numFmt w:val="bullet"/>
-      <w:lvlText w:val=""/>
-      <w:lvlJc w:val="left"/>
-      <w:pPr>
-        <w:tabs>
-          <w:tab w:val="num" w:pos="5040"/>
-        </w:tabs>
-        <w:ind w:left="5040" w:hanging="360"/>
-      </w:pPr>
-      <w:rPr>
-        <w:rFonts w:ascii="Wingdings" w:hAnsi="Wingdings" w:hint="default"/>
-        <w:sz w:val="20"/>
-      </w:rPr>
-    </w:lvl>
-    <w:lvl w:ilvl="7" w:tentative="1">
-      <w:start w:val="1"/>
-      <w:numFmt w:val="bullet"/>
-      <w:lvlText w:val=""/>
-      <w:lvlJc w:val="left"/>
-      <w:pPr>
-        <w:tabs>
-          <w:tab w:val="num" w:pos="5760"/>
-        </w:tabs>
-        <w:ind w:left="5760" w:hanging="360"/>
-      </w:pPr>
-      <w:rPr>
-        <w:rFonts w:ascii="Wingdings" w:hAnsi="Wingdings" w:hint="default"/>
-        <w:sz w:val="20"/>
-      </w:rPr>
-    </w:lvl>
-    <w:lvl w:ilvl="8" w:tentative="1">
-      <w:start w:val="1"/>
-      <w:numFmt w:val="bullet"/>
-      <w:lvlText w:val=""/>
-      <w:lvlJc w:val="left"/>
-      <w:pPr>
-        <w:tabs>
-          <w:tab w:val="num" w:pos="6480"/>
-        </w:tabs>
-        <w:ind w:left="6480" w:hanging="360"/>
-      </w:pPr>
-      <w:rPr>
-        <w:rFonts w:ascii="Wingdings" w:hAnsi="Wingdings" w:hint="default"/>
-        <w:sz w:val="20"/>
-      </w:rPr>
-    </w:lvl>
-  </w:abstractNum>
-  <w:num w:numId="1" w16cid:durableId="1165901786">
+  <w:num w:numId="1" w16cid:durableId="663631526">
+    <w:abstractNumId w:val="0"/>
+  </w:num>
+  <w:num w:numId="2" w16cid:durableId="192380804">
+    <w:abstractNumId w:val="2"/>
+  </w:num>
+  <w:num w:numId="3" w16cid:durableId="1562328475">
+    <w:abstractNumId w:val="5"/>
+  </w:num>
+  <w:num w:numId="4" w16cid:durableId="687222244">
     <w:abstractNumId w:val="1"/>
   </w:num>
-  <w:num w:numId="2" w16cid:durableId="623121528">
+  <w:num w:numId="5" w16cid:durableId="1455828312">
+    <w:abstractNumId w:val="4"/>
+  </w:num>
+  <w:num w:numId="6" w16cid:durableId="1166898718">
     <w:abstractNumId w:val="3"/>
-  </w:num>
-  <w:num w:numId="3" w16cid:durableId="1213273600">
-    <w:abstractNumId w:val="0"/>
-  </w:num>
-  <w:num w:numId="4" w16cid:durableId="1188448116">
-    <w:abstractNumId w:val="2"/>
   </w:num>
 </w:numbering>
 </file>
@@ -1644,7 +1921,7 @@
     <w:link w:val="Titolo1Carattere"/>
     <w:uiPriority w:val="9"/>
     <w:qFormat/>
-    <w:rsid w:val="00223D19"/>
+    <w:rsid w:val="007614FF"/>
     <w:pPr>
       <w:keepNext/>
       <w:keepLines/>
@@ -1667,7 +1944,7 @@
     <w:semiHidden/>
     <w:unhideWhenUsed/>
     <w:qFormat/>
-    <w:rsid w:val="00223D19"/>
+    <w:rsid w:val="007614FF"/>
     <w:pPr>
       <w:keepNext/>
       <w:keepLines/>
@@ -1690,7 +1967,7 @@
     <w:semiHidden/>
     <w:unhideWhenUsed/>
     <w:qFormat/>
-    <w:rsid w:val="00223D19"/>
+    <w:rsid w:val="007614FF"/>
     <w:pPr>
       <w:keepNext/>
       <w:keepLines/>
@@ -1713,7 +1990,7 @@
     <w:semiHidden/>
     <w:unhideWhenUsed/>
     <w:qFormat/>
-    <w:rsid w:val="00223D19"/>
+    <w:rsid w:val="007614FF"/>
     <w:pPr>
       <w:keepNext/>
       <w:keepLines/>
@@ -1736,7 +2013,7 @@
     <w:semiHidden/>
     <w:unhideWhenUsed/>
     <w:qFormat/>
-    <w:rsid w:val="00223D19"/>
+    <w:rsid w:val="007614FF"/>
     <w:pPr>
       <w:keepNext/>
       <w:keepLines/>
@@ -1757,7 +2034,7 @@
     <w:semiHidden/>
     <w:unhideWhenUsed/>
     <w:qFormat/>
-    <w:rsid w:val="00223D19"/>
+    <w:rsid w:val="007614FF"/>
     <w:pPr>
       <w:keepNext/>
       <w:keepLines/>
@@ -1780,7 +2057,7 @@
     <w:semiHidden/>
     <w:unhideWhenUsed/>
     <w:qFormat/>
-    <w:rsid w:val="00223D19"/>
+    <w:rsid w:val="007614FF"/>
     <w:pPr>
       <w:keepNext/>
       <w:keepLines/>
@@ -1801,7 +2078,7 @@
     <w:semiHidden/>
     <w:unhideWhenUsed/>
     <w:qFormat/>
-    <w:rsid w:val="00223D19"/>
+    <w:rsid w:val="007614FF"/>
     <w:pPr>
       <w:keepNext/>
       <w:keepLines/>
@@ -1824,7 +2101,7 @@
     <w:semiHidden/>
     <w:unhideWhenUsed/>
     <w:qFormat/>
-    <w:rsid w:val="00223D19"/>
+    <w:rsid w:val="007614FF"/>
     <w:pPr>
       <w:keepNext/>
       <w:keepLines/>
@@ -1839,6 +2116,7 @@
   <w:style w:type="character" w:default="1" w:styleId="Carpredefinitoparagrafo">
     <w:name w:val="Default Paragraph Font"/>
     <w:uiPriority w:val="1"/>
+    <w:semiHidden/>
     <w:unhideWhenUsed/>
   </w:style>
   <w:style w:type="table" w:default="1" w:styleId="Tabellanormale">
@@ -1867,7 +2145,7 @@
     <w:basedOn w:val="Carpredefinitoparagrafo"/>
     <w:link w:val="Titolo1"/>
     <w:uiPriority w:val="9"/>
-    <w:rsid w:val="00223D19"/>
+    <w:rsid w:val="007614FF"/>
     <w:rPr>
       <w:rFonts w:asciiTheme="majorHAnsi" w:eastAsiaTheme="majorEastAsia" w:hAnsiTheme="majorHAnsi" w:cstheme="majorBidi"/>
       <w:color w:val="0F4761" w:themeColor="accent1" w:themeShade="BF"/>
@@ -1881,7 +2159,7 @@
     <w:link w:val="Titolo2"/>
     <w:uiPriority w:val="9"/>
     <w:semiHidden/>
-    <w:rsid w:val="00223D19"/>
+    <w:rsid w:val="007614FF"/>
     <w:rPr>
       <w:rFonts w:asciiTheme="majorHAnsi" w:eastAsiaTheme="majorEastAsia" w:hAnsiTheme="majorHAnsi" w:cstheme="majorBidi"/>
       <w:color w:val="0F4761" w:themeColor="accent1" w:themeShade="BF"/>
@@ -1895,7 +2173,7 @@
     <w:link w:val="Titolo3"/>
     <w:uiPriority w:val="9"/>
     <w:semiHidden/>
-    <w:rsid w:val="00223D19"/>
+    <w:rsid w:val="007614FF"/>
     <w:rPr>
       <w:rFonts w:eastAsiaTheme="majorEastAsia" w:cstheme="majorBidi"/>
       <w:color w:val="0F4761" w:themeColor="accent1" w:themeShade="BF"/>
@@ -1909,7 +2187,7 @@
     <w:link w:val="Titolo4"/>
     <w:uiPriority w:val="9"/>
     <w:semiHidden/>
-    <w:rsid w:val="00223D19"/>
+    <w:rsid w:val="007614FF"/>
     <w:rPr>
       <w:rFonts w:eastAsiaTheme="majorEastAsia" w:cstheme="majorBidi"/>
       <w:i/>
@@ -1923,7 +2201,7 @@
     <w:link w:val="Titolo5"/>
     <w:uiPriority w:val="9"/>
     <w:semiHidden/>
-    <w:rsid w:val="00223D19"/>
+    <w:rsid w:val="007614FF"/>
     <w:rPr>
       <w:rFonts w:eastAsiaTheme="majorEastAsia" w:cstheme="majorBidi"/>
       <w:color w:val="0F4761" w:themeColor="accent1" w:themeShade="BF"/>
@@ -1935,7 +2213,7 @@
     <w:link w:val="Titolo6"/>
     <w:uiPriority w:val="9"/>
     <w:semiHidden/>
-    <w:rsid w:val="00223D19"/>
+    <w:rsid w:val="007614FF"/>
     <w:rPr>
       <w:rFonts w:eastAsiaTheme="majorEastAsia" w:cstheme="majorBidi"/>
       <w:i/>
@@ -1949,7 +2227,7 @@
     <w:link w:val="Titolo7"/>
     <w:uiPriority w:val="9"/>
     <w:semiHidden/>
-    <w:rsid w:val="00223D19"/>
+    <w:rsid w:val="007614FF"/>
     <w:rPr>
       <w:rFonts w:eastAsiaTheme="majorEastAsia" w:cstheme="majorBidi"/>
       <w:color w:val="595959" w:themeColor="text1" w:themeTint="A6"/>
@@ -1961,7 +2239,7 @@
     <w:link w:val="Titolo8"/>
     <w:uiPriority w:val="9"/>
     <w:semiHidden/>
-    <w:rsid w:val="00223D19"/>
+    <w:rsid w:val="007614FF"/>
     <w:rPr>
       <w:rFonts w:eastAsiaTheme="majorEastAsia" w:cstheme="majorBidi"/>
       <w:i/>
@@ -1975,7 +2253,7 @@
     <w:link w:val="Titolo9"/>
     <w:uiPriority w:val="9"/>
     <w:semiHidden/>
-    <w:rsid w:val="00223D19"/>
+    <w:rsid w:val="007614FF"/>
     <w:rPr>
       <w:rFonts w:eastAsiaTheme="majorEastAsia" w:cstheme="majorBidi"/>
       <w:color w:val="272727" w:themeColor="text1" w:themeTint="D8"/>
@@ -1988,7 +2266,7 @@
     <w:link w:val="TitoloCarattere"/>
     <w:uiPriority w:val="10"/>
     <w:qFormat/>
-    <w:rsid w:val="00223D19"/>
+    <w:rsid w:val="007614FF"/>
     <w:pPr>
       <w:spacing w:after="80" w:line="240" w:lineRule="auto"/>
       <w:contextualSpacing/>
@@ -2006,7 +2284,7 @@
     <w:basedOn w:val="Carpredefinitoparagrafo"/>
     <w:link w:val="Titolo"/>
     <w:uiPriority w:val="10"/>
-    <w:rsid w:val="00223D19"/>
+    <w:rsid w:val="007614FF"/>
     <w:rPr>
       <w:rFonts w:asciiTheme="majorHAnsi" w:eastAsiaTheme="majorEastAsia" w:hAnsiTheme="majorHAnsi" w:cstheme="majorBidi"/>
       <w:spacing w:val="-10"/>
@@ -2022,7 +2300,7 @@
     <w:link w:val="SottotitoloCarattere"/>
     <w:uiPriority w:val="11"/>
     <w:qFormat/>
-    <w:rsid w:val="00223D19"/>
+    <w:rsid w:val="007614FF"/>
     <w:pPr>
       <w:numPr>
         <w:ilvl w:val="1"/>
@@ -2041,7 +2319,7 @@
     <w:basedOn w:val="Carpredefinitoparagrafo"/>
     <w:link w:val="Sottotitolo"/>
     <w:uiPriority w:val="11"/>
-    <w:rsid w:val="00223D19"/>
+    <w:rsid w:val="007614FF"/>
     <w:rPr>
       <w:rFonts w:eastAsiaTheme="majorEastAsia" w:cstheme="majorBidi"/>
       <w:color w:val="595959" w:themeColor="text1" w:themeTint="A6"/>
@@ -2057,7 +2335,7 @@
     <w:link w:val="CitazioneCarattere"/>
     <w:uiPriority w:val="29"/>
     <w:qFormat/>
-    <w:rsid w:val="00223D19"/>
+    <w:rsid w:val="007614FF"/>
     <w:pPr>
       <w:spacing w:before="160"/>
       <w:jc w:val="center"/>
@@ -2073,7 +2351,7 @@
     <w:basedOn w:val="Carpredefinitoparagrafo"/>
     <w:link w:val="Citazione"/>
     <w:uiPriority w:val="29"/>
-    <w:rsid w:val="00223D19"/>
+    <w:rsid w:val="007614FF"/>
     <w:rPr>
       <w:i/>
       <w:iCs/>
@@ -2085,7 +2363,7 @@
     <w:basedOn w:val="Normale"/>
     <w:uiPriority w:val="34"/>
     <w:qFormat/>
-    <w:rsid w:val="00223D19"/>
+    <w:rsid w:val="007614FF"/>
     <w:pPr>
       <w:ind w:left="720"/>
       <w:contextualSpacing/>
@@ -2096,7 +2374,7 @@
     <w:basedOn w:val="Carpredefinitoparagrafo"/>
     <w:uiPriority w:val="21"/>
     <w:qFormat/>
-    <w:rsid w:val="00223D19"/>
+    <w:rsid w:val="007614FF"/>
     <w:rPr>
       <w:i/>
       <w:iCs/>
@@ -2110,7 +2388,7 @@
     <w:link w:val="CitazioneintensaCarattere"/>
     <w:uiPriority w:val="30"/>
     <w:qFormat/>
-    <w:rsid w:val="00223D19"/>
+    <w:rsid w:val="007614FF"/>
     <w:pPr>
       <w:pBdr>
         <w:top w:val="single" w:sz="4" w:space="10" w:color="0F4761" w:themeColor="accent1" w:themeShade="BF"/>
@@ -2131,7 +2409,7 @@
     <w:basedOn w:val="Carpredefinitoparagrafo"/>
     <w:link w:val="Citazioneintensa"/>
     <w:uiPriority w:val="30"/>
-    <w:rsid w:val="00223D19"/>
+    <w:rsid w:val="007614FF"/>
     <w:rPr>
       <w:i/>
       <w:iCs/>
@@ -2143,7 +2421,7 @@
     <w:basedOn w:val="Carpredefinitoparagrafo"/>
     <w:uiPriority w:val="32"/>
     <w:qFormat/>
-    <w:rsid w:val="00223D19"/>
+    <w:rsid w:val="007614FF"/>
     <w:rPr>
       <w:b/>
       <w:bCs/>

--- a/DOCS_DA_CONVERTIRE/bsmariamaggiore_it.docx
+++ b/DOCS_DA_CONVERTIRE/bsmariamaggiore_it.docx
@@ -622,6 +622,215 @@
       </w:r>
     </w:p>
     <w:p/>
+    <w:p/>
+    <w:p>
+      <w:r>
+        <w:rPr>
+          <w:rFonts w:ascii="Arial" w:hAnsi="Arial"/>
+          <w:b/>
+          <w:color w:val="1A365D"/>
+          <w:sz w:val="26"/>
+        </w:rPr>
+        <w:t>Tabella delle Fonti e Certificazione</w:t>
+      </w:r>
+    </w:p>
+    <w:tbl>
+      <w:tblPr>
+        <w:tblW w:type="auto" w:w="0"/>
+        <w:jc w:val="center"/>
+        <w:tblLook w:firstColumn="1" w:firstRow="1" w:lastColumn="0" w:lastRow="0" w:noHBand="0" w:noVBand="1" w:val="04A0"/>
+      </w:tblPr>
+      <w:tblGrid>
+        <w:gridCol w:w="4819"/>
+        <w:gridCol w:w="4819"/>
+      </w:tblGrid>
+      <w:tr>
+        <w:tc>
+          <w:tcPr>
+            <w:tcW w:type="dxa" w:w="4819"/>
+            <w:shd w:fill="1A365D"/>
+          </w:tcPr>
+          <w:p>
+            <w:r>
+              <w:rPr>
+                <w:rFonts w:ascii="Arial" w:hAnsi="Arial"/>
+                <w:b/>
+                <w:color w:val="FFFFFF"/>
+                <w:sz w:val="20"/>
+              </w:rPr>
+              <w:t>Affermazione del testo</w:t>
+            </w:r>
+          </w:p>
+        </w:tc>
+        <w:tc>
+          <w:tcPr>
+            <w:tcW w:type="dxa" w:w="4819"/>
+            <w:shd w:fill="1A365D"/>
+          </w:tcPr>
+          <w:p>
+            <w:r>
+              <w:rPr>
+                <w:rFonts w:ascii="Arial" w:hAnsi="Arial"/>
+                <w:b/>
+                <w:color w:val="FFFFFF"/>
+                <w:sz w:val="20"/>
+              </w:rPr>
+              <w:t>Fonte Certificata</w:t>
+            </w:r>
+          </w:p>
+        </w:tc>
+      </w:tr>
+      <w:tr>
+        <w:tc>
+          <w:tcPr>
+            <w:tcW w:type="dxa" w:w="4819"/>
+          </w:tcPr>
+          <w:p>
+            <w:r>
+              <w:rPr>
+                <w:rFonts w:ascii="Arial" w:hAnsi="Arial"/>
+                <w:sz w:val="19"/>
+              </w:rPr>
+              <w:t>La Basilica di Santa Maria Maggiore in via Galliera 10 è la più antica chiesa di Bologna dedicata alla Madonna, eretta sul cardo romano (V-VI sec.) e riconsacrata nel 1187.</w:t>
+            </w:r>
+          </w:p>
+        </w:tc>
+        <w:tc>
+          <w:tcPr>
+            <w:tcW w:type="dxa" w:w="4819"/>
+          </w:tcPr>
+          <w:p>
+            <w:r>
+              <w:rPr>
+                <w:rFonts w:ascii="Arial" w:hAnsi="Arial"/>
+                <w:sz w:val="19"/>
+              </w:rPr>
+              <w:t>Bologna Online / Biblioteca Salaborsa / BeWeB CEI</w:t>
+            </w:r>
+          </w:p>
+        </w:tc>
+      </w:tr>
+      <w:tr>
+        <w:tc>
+          <w:tcPr>
+            <w:tcW w:type="dxa" w:w="4819"/>
+          </w:tcPr>
+          <w:p>
+            <w:r>
+              <w:rPr>
+                <w:rFonts w:ascii="Arial" w:hAnsi="Arial"/>
+                <w:sz w:val="19"/>
+              </w:rPr>
+              <w:t>La trasformazione barocca con volta a botte fu realizzata nel 1665 dall'architetto Paolo Canali; il frontone della facciata fu completato solo nel 1955.</w:t>
+            </w:r>
+          </w:p>
+        </w:tc>
+        <w:tc>
+          <w:tcPr>
+            <w:tcW w:type="dxa" w:w="4819"/>
+          </w:tcPr>
+          <w:p>
+            <w:r>
+              <w:rPr>
+                <w:rFonts w:ascii="Arial" w:hAnsi="Arial"/>
+                <w:sz w:val="19"/>
+              </w:rPr>
+              <w:t>Origine di Bologna (Comune di Bologna) / Archivio Storico</w:t>
+            </w:r>
+          </w:p>
+        </w:tc>
+      </w:tr>
+      <w:tr>
+        <w:tc>
+          <w:tcPr>
+            <w:tcW w:type="dxa" w:w="4819"/>
+          </w:tcPr>
+          <w:p>
+            <w:r>
+              <w:rPr>
+                <w:rFonts w:ascii="Arial" w:hAnsi="Arial"/>
+                <w:sz w:val="19"/>
+              </w:rPr>
+              <w:t>La chiesa è stata riaperta nel novembre 2019 a seguito dei restauri e del consolidamento strutturale resi necessari dal terremoto del 2012.</w:t>
+            </w:r>
+          </w:p>
+        </w:tc>
+        <w:tc>
+          <w:tcPr>
+            <w:tcW w:type="dxa" w:w="4819"/>
+          </w:tcPr>
+          <w:p>
+            <w:r>
+              <w:rPr>
+                <w:rFonts w:ascii="Arial" w:hAnsi="Arial"/>
+                <w:sz w:val="19"/>
+              </w:rPr>
+              <w:t>Sito Ufficiale della Basilica / Documentazione Restauri Post-Sisma</w:t>
+            </w:r>
+          </w:p>
+        </w:tc>
+      </w:tr>
+      <w:tr>
+        <w:tc>
+          <w:tcPr>
+            <w:tcW w:type="dxa" w:w="4819"/>
+          </w:tcPr>
+          <w:p>
+            <w:r>
+              <w:rPr>
+                <w:rFonts w:ascii="Arial" w:hAnsi="Arial"/>
+                <w:sz w:val="19"/>
+              </w:rPr>
+              <w:t>Custodisce la Pala dell'Assunta (Nosadella e Prospero Fontana), affreschi di Eliseo Fumagalli (1936-38), stucchi di Angelo Gabriello Piò e tele di Samacchini, Tiarini, Spisanelli, Gandolfi e Guardassoni.</w:t>
+            </w:r>
+          </w:p>
+        </w:tc>
+        <w:tc>
+          <w:tcPr>
+            <w:tcW w:type="dxa" w:w="4819"/>
+          </w:tcPr>
+          <w:p>
+            <w:r>
+              <w:rPr>
+                <w:rFonts w:ascii="Arial" w:hAnsi="Arial"/>
+                <w:sz w:val="19"/>
+              </w:rPr>
+              <w:t>Ministero della Cultura - Soprintendenza Beni Artistici di Bologna</w:t>
+            </w:r>
+          </w:p>
+        </w:tc>
+      </w:tr>
+      <w:tr>
+        <w:tc>
+          <w:tcPr>
+            <w:tcW w:type="dxa" w:w="4819"/>
+          </w:tcPr>
+          <w:p>
+            <w:r>
+              <w:rPr>
+                <w:rFonts w:ascii="Arial" w:hAnsi="Arial"/>
+                <w:sz w:val="19"/>
+              </w:rPr>
+              <w:t>Presenza dell'antico "Crocifisso di Fico" (risalente a prima dell'anno mille) e di una croce viaria in pietra rinvenuta negli scavi del sottomassetto.</w:t>
+            </w:r>
+          </w:p>
+        </w:tc>
+        <w:tc>
+          <w:tcPr>
+            <w:tcW w:type="dxa" w:w="4819"/>
+          </w:tcPr>
+          <w:p>
+            <w:r>
+              <w:rPr>
+                <w:rFonts w:ascii="Arial" w:hAnsi="Arial"/>
+                <w:sz w:val="19"/>
+              </w:rPr>
+              <w:t>Storia e Memoria di Bologna / BeWeB CEI</w:t>
+            </w:r>
+          </w:p>
+        </w:tc>
+      </w:tr>
+    </w:tbl>
     <w:sectPr>
       <w:pgSz w:w="11906" w:h="16838"/>
       <w:pgMar w:top="1417" w:right="1134" w:bottom="1134" w:left="1134" w:header="708" w:footer="708" w:gutter="0"/>
